--- a/5G_User_Prediction_Report.docx
+++ b/5G_User_Prediction_Report.docx
@@ -1,6 +1,6 @@
 
 <file path=word/document.xml><?xml version="1.0" encoding="utf-8"?>
-<w:document xmlns:wpc="http://schemas.microsoft.com/office/word/2010/wordprocessingCanvas" xmlns:mc="http://schemas.openxmlformats.org/markup-compatibility/2006" xmlns:o="urn:schemas-microsoft-com:office:office" xmlns:r="http://schemas.openxmlformats.org/officeDocument/2006/relationships" xmlns:m="http://schemas.openxmlformats.org/officeDocument/2006/math" xmlns:v="urn:schemas-microsoft-com:vml" xmlns:wp14="http://schemas.microsoft.com/office/word/2010/wordprocessingDrawing" xmlns:wp="http://schemas.openxmlformats.org/drawingml/2006/wordprocessingDrawing" xmlns:w10="urn:schemas-microsoft-com:office:word" xmlns:w="http://schemas.openxmlformats.org/wordprocessingml/2006/main" xmlns:w14="http://schemas.microsoft.com/office/word/2010/wordml" xmlns:w15="http://schemas.microsoft.com/office/word/2012/wordml" xmlns:wpg="http://schemas.microsoft.com/office/word/2010/wordprocessingGroup" xmlns:wpi="http://schemas.microsoft.com/office/word/2010/wordprocessingInk" xmlns:wne="http://schemas.microsoft.com/office/word/2006/wordml" xmlns:wps="http://schemas.microsoft.com/office/word/2010/wordprocessingShape" xmlns:cx="http://schemas.microsoft.com/office/drawing/2014/chartex" xmlns:cx1="http://schemas.microsoft.com/office/drawing/2015/9/8/chartex" xmlns:cx2="http://schemas.microsoft.com/office/drawing/2015/10/21/chartex" xmlns:cx3="http://schemas.microsoft.com/office/drawing/2016/5/9/chartex" xmlns:cx4="http://schemas.microsoft.com/office/drawing/2016/5/10/chartex" xmlns:cx5="http://schemas.microsoft.com/office/drawing/2016/5/11/chartex" xmlns:cx6="http://schemas.microsoft.com/office/drawing/2016/5/12/chartex" xmlns:cx7="http://schemas.microsoft.com/office/drawing/2016/5/13/chartex" xmlns:cx8="http://schemas.microsoft.com/office/drawing/2016/5/14/chartex" xmlns:aink="http://schemas.microsoft.com/office/drawing/2016/ink" xmlns:am3d="http://schemas.microsoft.com/office/drawing/2017/model3d" xmlns:w16cex="http://schemas.microsoft.com/office/word/2018/wordml/cex" xmlns:w16cid="http://schemas.microsoft.com/office/word/2016/wordml/cid" xmlns:w16="http://schemas.microsoft.com/office/word/2018/wordml" xmlns:w16sdtdh="http://schemas.microsoft.com/office/word/2020/wordml/sdtdatahash" xmlns:w16se="http://schemas.microsoft.com/office/word/2015/wordml/symex" mc:Ignorable="w14 w15 wp14">
+<w:document xmlns:w14="http://schemas.microsoft.com/office/word/2010/wordml" xmlns:wpc="http://schemas.microsoft.com/office/word/2010/wordprocessingCanvas" xmlns:mc="http://schemas.openxmlformats.org/markup-compatibility/2006" xmlns:o="urn:schemas-microsoft-com:office:office" xmlns:r="http://schemas.openxmlformats.org/officeDocument/2006/relationships" xmlns:m="http://schemas.openxmlformats.org/officeDocument/2006/math" xmlns:v="urn:schemas-microsoft-com:vml" xmlns:wp14="http://schemas.microsoft.com/office/word/2010/wordprocessingDrawing" xmlns:wp="http://schemas.openxmlformats.org/drawingml/2006/wordprocessingDrawing" xmlns:w10="urn:schemas-microsoft-com:office:word" xmlns:w="http://schemas.openxmlformats.org/wordprocessingml/2006/main" xmlns:w15="http://schemas.microsoft.com/office/word/2012/wordml" xmlns:wpg="http://schemas.microsoft.com/office/word/2010/wordprocessingGroup" xmlns:wpi="http://schemas.microsoft.com/office/word/2010/wordprocessingInk" xmlns:wne="http://schemas.microsoft.com/office/word/2006/wordml" xmlns:wps="http://schemas.microsoft.com/office/word/2010/wordprocessingShape" xmlns:cx="http://schemas.microsoft.com/office/drawing/2014/chartex" xmlns:cx1="http://schemas.microsoft.com/office/drawing/2015/9/8/chartex" xmlns:cx2="http://schemas.microsoft.com/office/drawing/2015/10/21/chartex" xmlns:cx3="http://schemas.microsoft.com/office/drawing/2016/5/9/chartex" xmlns:cx4="http://schemas.microsoft.com/office/drawing/2016/5/10/chartex" xmlns:cx5="http://schemas.microsoft.com/office/drawing/2016/5/11/chartex" xmlns:cx6="http://schemas.microsoft.com/office/drawing/2016/5/12/chartex" xmlns:cx7="http://schemas.microsoft.com/office/drawing/2016/5/13/chartex" xmlns:cx8="http://schemas.microsoft.com/office/drawing/2016/5/14/chartex" xmlns:aink="http://schemas.microsoft.com/office/drawing/2016/ink" xmlns:am3d="http://schemas.microsoft.com/office/drawing/2017/model3d" xmlns:w16cex="http://schemas.microsoft.com/office/word/2018/wordml/cex" xmlns:w16cid="http://schemas.microsoft.com/office/word/2016/wordml/cid" xmlns:w16="http://schemas.microsoft.com/office/word/2018/wordml" xmlns:w16sdtdh="http://schemas.microsoft.com/office/word/2020/wordml/sdtdatahash" xmlns:w16se="http://schemas.microsoft.com/office/word/2015/wordml/symex" mc:Ignorable="w14 w15 wp14">
   <w:body>
     <w:p>
       <w:pPr>
@@ -20,7 +20,7 @@
           <w:sz w:val="36"/>
           <w:szCs w:val="36"/>
         </w:rPr>
-        <w:t xml:space="preserve">5G用户预测</w:t>
+        <w:t xml:space="preserve">5G用户预测实验报告</w:t>
       </w:r>
     </w:p>
     <w:p>
@@ -31,20 +31,36 @@
       <w:r>
         <w:rPr>
           <w:rFonts w:ascii="Arial" w:eastAsia="Microsoft YaHei" w:hAnsi="Arial"/>
+          <w:b w:val="false"/>
+          <w:bCs w:val="false"/>
+          <w:color w:val="4a5568"/>
+          <w:sz w:val="24"/>
+          <w:szCs w:val="24"/>
+        </w:rPr>
+        <w:t xml:space="preserve">基于随机森林与XGBoost的二分类预测分析</w:t>
+      </w:r>
+    </w:p>
+    <w:p>
+      <w:pPr>
+        <w:spacing w:before="800"/>
+      </w:pPr>
+    </w:p>
+    <w:p>
+      <w:pPr>
+        <w:spacing w:after="60"/>
+        <w:jc w:val="center"/>
+      </w:pPr>
+      <w:r>
+        <w:rPr>
+          <w:rFonts w:ascii="Arial" w:eastAsia="Microsoft YaHei" w:hAnsi="Arial"/>
           <w:b/>
           <w:bCs/>
-          <w:color w:val="2b6cb0"/>
-          <w:sz w:val="28"/>
-          <w:szCs w:val="28"/>
-        </w:rPr>
-        <w:t xml:space="preserve">实验分析报告</w:t>
-      </w:r>
-    </w:p>
-    <w:p>
-      <w:pPr>
-        <w:spacing w:after="100" w:before="200"/>
-        <w:jc w:val="center"/>
-      </w:pPr>
+          <w:color w:val="000000"/>
+          <w:sz w:val="22"/>
+          <w:szCs w:val="22"/>
+        </w:rPr>
+        <w:t xml:space="preserve">课程：</w:t>
+      </w:r>
       <w:r>
         <w:rPr>
           <w:rFonts w:ascii="Arial" w:eastAsia="Microsoft YaHei" w:hAnsi="Arial"/>
@@ -54,13 +70,8 @@
           <w:sz w:val="22"/>
           <w:szCs w:val="22"/>
         </w:rPr>
-        <w:t xml:space="preserve">—— 基于随机森林与XGBoost的5G用户预测</w:t>
-      </w:r>
-    </w:p>
-    <w:p>
-      <w:pPr>
-        <w:spacing w:before="800"/>
-      </w:pPr>
+        <w:t xml:space="preserve">人工智能</w:t>
+      </w:r>
     </w:p>
     <w:p>
       <w:pPr>
@@ -76,7 +87,7 @@
           <w:sz w:val="22"/>
           <w:szCs w:val="22"/>
         </w:rPr>
-        <w:t xml:space="preserve">课程：</w:t>
+        <w:t xml:space="preserve">专业：</w:t>
       </w:r>
       <w:r>
         <w:rPr>
@@ -87,7 +98,7 @@
           <w:sz w:val="22"/>
           <w:szCs w:val="22"/>
         </w:rPr>
-        <w:t xml:space="preserve">人工智能</w:t>
+        <w:t xml:space="preserve">软件工程系</w:t>
       </w:r>
     </w:p>
     <w:p>
@@ -104,7 +115,7 @@
           <w:sz w:val="22"/>
           <w:szCs w:val="22"/>
         </w:rPr>
-        <w:t xml:space="preserve">专业：</w:t>
+        <w:t xml:space="preserve">提交日期：</w:t>
       </w:r>
       <w:r>
         <w:rPr>
@@ -115,13 +126,17 @@
           <w:sz w:val="22"/>
           <w:szCs w:val="22"/>
         </w:rPr>
-        <w:t xml:space="preserve">软件工程系</w:t>
-      </w:r>
-    </w:p>
-    <w:p>
-      <w:pPr>
-        <w:spacing w:after="60"/>
-        <w:jc w:val="center"/>
+        <w:t xml:space="preserve">第16周（6月15日）</w:t>
+      </w:r>
+    </w:p>
+    <w:p>
+      <w:r>
+        <w:br w:type="page"/>
+      </w:r>
+    </w:p>
+    <w:p>
+      <w:pPr>
+        <w:pStyle w:val="Heading1"/>
       </w:pPr>
       <w:r>
         <w:rPr>
@@ -129,26 +144,42 @@
           <w:b/>
           <w:bCs/>
           <w:color w:val="000000"/>
-          <w:sz w:val="22"/>
-          <w:szCs w:val="22"/>
-        </w:rPr>
-        <w:t xml:space="preserve">提交日期：</w:t>
-      </w:r>
-      <w:r>
-        <w:rPr>
-          <w:rFonts w:ascii="Arial" w:eastAsia="Microsoft YaHei" w:hAnsi="Arial"/>
-          <w:b w:val="false"/>
-          <w:bCs w:val="false"/>
-          <w:color w:val="4a5568"/>
-          <w:sz w:val="22"/>
-          <w:szCs w:val="22"/>
-        </w:rPr>
-        <w:t xml:space="preserve">第16周（6月15日）</w:t>
-      </w:r>
-    </w:p>
-    <w:p>
-      <w:r>
-        <w:br w:type="page"/>
+          <w:sz w:val="28"/>
+          <w:szCs w:val="28"/>
+        </w:rPr>
+        <w:t xml:space="preserve">一、任务背景与分析</w:t>
+      </w:r>
+    </w:p>
+    <w:p>
+      <w:pPr>
+        <w:spacing w:after="80"/>
+      </w:pPr>
+      <w:r>
+        <w:rPr>
+          <w:rFonts w:ascii="Arial" w:eastAsia="Microsoft YaHei" w:hAnsi="Arial"/>
+          <w:b w:val="false"/>
+          <w:bCs w:val="false"/>
+          <w:color w:val="000000"/>
+          <w:sz w:val="21"/>
+          <w:szCs w:val="21"/>
+        </w:rPr>
+        <w:t xml:space="preserve">据《世界互联网发展报告2022》显示，2022年第一季度全球5G用户数增加7000万人，总数达6.2亿人左右。对于通信运营商而言，如何基于用户侧信息进行用户画像，进而对潜在的5G使用者进行精准推销具有重要意义。</w:t>
+      </w:r>
+    </w:p>
+    <w:p>
+      <w:pPr>
+        <w:spacing w:after="80"/>
+      </w:pPr>
+      <w:r>
+        <w:rPr>
+          <w:rFonts w:ascii="Arial" w:eastAsia="Microsoft YaHei" w:hAnsi="Arial"/>
+          <w:b w:val="false"/>
+          <w:bCs w:val="false"/>
+          <w:color w:val="000000"/>
+          <w:sz w:val="21"/>
+          <w:szCs w:val="21"/>
+        </w:rPr>
+        <w:t xml:space="preserve">本实验任务将其抽象为二分类问题，基于用户基本信息和通信数据（包括话费信息、流量使用、活跃行为、套餐类型、区域信息等38个数值型特征和20个离散型特征），训练模型预测用户是否属于5G用户。评估指标采用AUC（ROC曲线下面积）。</w:t>
       </w:r>
     </w:p>
     <w:p>
@@ -164,12 +195,12 @@
           <w:sz w:val="28"/>
           <w:szCs w:val="28"/>
         </w:rPr>
-        <w:t xml:space="preserve">一、问题背景与任务分析</w:t>
-      </w:r>
-    </w:p>
-    <w:p>
-      <w:pPr>
-        <w:spacing w:after="100"/>
+        <w:t xml:space="preserve">二、数据集说明与探索</w:t>
+      </w:r>
+    </w:p>
+    <w:p>
+      <w:pPr>
+        <w:spacing w:after="60"/>
       </w:pPr>
       <w:r>
         <w:rPr>
@@ -180,39 +211,7 @@
           <w:sz w:val="21"/>
           <w:szCs w:val="21"/>
         </w:rPr>
-        <w:t xml:space="preserve">当前全球5G用户数量持续爆发式增长，据《世界互联网发展报告2022》显示，2022年第一季度全球5G用户数增加7000万人，总数达6.2亿人左右。对于通信运营商而言，如何基于用户侧信息进行用户画像，进而对潜在的5G使用者进行精准推销具有重要意义。本实验任务将其抽象为二分类问题，通过用户基本信息和通信相关数据（话费、流量、活跃行为、套餐类型、区域等），训练模型预测用户是否属于5G用户。评估指标采用AUC（ROC曲线下面积）。</w:t>
-      </w:r>
-    </w:p>
-    <w:p>
-      <w:pPr>
-        <w:pStyle w:val="Heading1"/>
-      </w:pPr>
-      <w:r>
-        <w:rPr>
-          <w:rFonts w:ascii="Arial" w:eastAsia="Microsoft YaHei" w:hAnsi="Arial"/>
-          <w:b/>
-          <w:bCs/>
-          <w:color w:val="000000"/>
-          <w:sz w:val="28"/>
-          <w:szCs w:val="28"/>
-        </w:rPr>
-        <w:t xml:space="preserve">二、数据探索与分析</w:t>
-      </w:r>
-    </w:p>
-    <w:p>
-      <w:pPr>
-        <w:spacing w:after="100"/>
-      </w:pPr>
-      <w:r>
-        <w:rPr>
-          <w:rFonts w:ascii="Arial" w:eastAsia="Microsoft YaHei" w:hAnsi="Arial"/>
-          <w:b w:val="false"/>
-          <w:bCs w:val="false"/>
-          <w:color w:val="000000"/>
-          <w:sz w:val="21"/>
-          <w:szCs w:val="21"/>
-        </w:rPr>
-        <w:t xml:space="preserve">本次实验数据集包含60个字段，其中包括20个离散型特征（cat_0 ~ cat_19）、38个数值型特征（num_0 ~ num_37）以及目标变量target。数据集中无缺失值，目标变量存在不平衡问题，正样本比例约为20%左右，负样本占绝大多数。这种不平衡状态在实际应用中很常见，如不处理会导致模型倾向于预测为多数类，影响对少数类的识别能力。</w:t>
+        <w:t xml:space="preserve">本次作业数据集包含60个字段，其中包括20个离散型特征、38个数值型特征以及目标变量target。数据集无缺失值。</w:t>
       </w:r>
     </w:p>
     <w:tbl>
@@ -228,8 +227,10 @@
         </w:tblBorders>
       </w:tblPr>
       <w:tblGrid>
-        <w:gridCol w:w="4680"/>
-        <w:gridCol w:w="4680"/>
+        <w:gridCol w:w="2200"/>
+        <w:gridCol w:w="2200"/>
+        <w:gridCol w:w="1500"/>
+        <w:gridCol w:w="3000"/>
       </w:tblGrid>
       <w:tr>
         <w:trPr>
@@ -237,7 +238,7 @@
         </w:trPr>
         <w:tc>
           <w:tcPr>
-            <w:tcW w:type="dxa" w:w="4680"/>
+            <w:tcW w:type="dxa" w:w="2200"/>
             <w:tcBorders>
               <w:top w:val="single" w:color="CBD5E0" w:sz="1"/>
               <w:left w:val="single" w:color="CBD5E0" w:sz="1"/>
@@ -262,16 +263,16 @@
                 <w:b/>
                 <w:bCs/>
                 <w:color w:val="ffffff"/>
-                <w:sz w:val="20"/>
-                <w:szCs w:val="20"/>
-              </w:rPr>
-              <w:t xml:space="preserve">类别</w:t>
-            </w:r>
-          </w:p>
-        </w:tc>
-        <w:tc>
-          <w:tcPr>
-            <w:tcW w:type="dxa" w:w="4680"/>
+                <w:sz w:val="19"/>
+                <w:szCs w:val="19"/>
+              </w:rPr>
+              <w:t xml:space="preserve">特征类型</w:t>
+            </w:r>
+          </w:p>
+        </w:tc>
+        <w:tc>
+          <w:tcPr>
+            <w:tcW w:type="dxa" w:w="2200"/>
             <w:tcBorders>
               <w:top w:val="single" w:color="CBD5E0" w:sz="1"/>
               <w:left w:val="single" w:color="CBD5E0" w:sz="1"/>
@@ -296,10 +297,78 @@
                 <w:b/>
                 <w:bCs/>
                 <w:color w:val="ffffff"/>
-                <w:sz w:val="20"/>
-                <w:szCs w:val="20"/>
-              </w:rPr>
-              <w:t xml:space="preserve">样本数量</w:t>
+                <w:sz w:val="19"/>
+                <w:szCs w:val="19"/>
+              </w:rPr>
+              <w:t xml:space="preserve">字段名称</w:t>
+            </w:r>
+          </w:p>
+        </w:tc>
+        <w:tc>
+          <w:tcPr>
+            <w:tcW w:type="dxa" w:w="1500"/>
+            <w:tcBorders>
+              <w:top w:val="single" w:color="CBD5E0" w:sz="1"/>
+              <w:left w:val="single" w:color="CBD5E0" w:sz="1"/>
+              <w:bottom w:val="single" w:color="CBD5E0" w:sz="1"/>
+              <w:right w:val="single" w:color="CBD5E0" w:sz="1"/>
+            </w:tcBorders>
+            <w:shd w:fill="2b6cb0" w:val="clear"/>
+            <w:tcMar>
+              <w:top w:type="dxa" w:w="50"/>
+              <w:left w:type="dxa" w:w="80"/>
+              <w:bottom w:type="dxa" w:w="50"/>
+              <w:right w:type="dxa" w:w="80"/>
+            </w:tcMar>
+          </w:tcPr>
+          <w:p>
+            <w:pPr>
+              <w:jc w:val="center"/>
+            </w:pPr>
+            <w:r>
+              <w:rPr>
+                <w:rFonts w:ascii="Arial" w:eastAsia="Microsoft YaHei" w:hAnsi="Arial"/>
+                <w:b/>
+                <w:bCs/>
+                <w:color w:val="ffffff"/>
+                <w:sz w:val="19"/>
+                <w:szCs w:val="19"/>
+              </w:rPr>
+              <w:t xml:space="preserve">数量</w:t>
+            </w:r>
+          </w:p>
+        </w:tc>
+        <w:tc>
+          <w:tcPr>
+            <w:tcW w:type="dxa" w:w="3000"/>
+            <w:tcBorders>
+              <w:top w:val="single" w:color="CBD5E0" w:sz="1"/>
+              <w:left w:val="single" w:color="CBD5E0" w:sz="1"/>
+              <w:bottom w:val="single" w:color="CBD5E0" w:sz="1"/>
+              <w:right w:val="single" w:color="CBD5E0" w:sz="1"/>
+            </w:tcBorders>
+            <w:shd w:fill="2b6cb0" w:val="clear"/>
+            <w:tcMar>
+              <w:top w:type="dxa" w:w="50"/>
+              <w:left w:type="dxa" w:w="80"/>
+              <w:bottom w:type="dxa" w:w="50"/>
+              <w:right w:type="dxa" w:w="80"/>
+            </w:tcMar>
+          </w:tcPr>
+          <w:p>
+            <w:pPr>
+              <w:jc w:val="center"/>
+            </w:pPr>
+            <w:r>
+              <w:rPr>
+                <w:rFonts w:ascii="Arial" w:eastAsia="Microsoft YaHei" w:hAnsi="Arial"/>
+                <w:b/>
+                <w:bCs/>
+                <w:color w:val="ffffff"/>
+                <w:sz w:val="19"/>
+                <w:szCs w:val="19"/>
+              </w:rPr>
+              <w:t xml:space="preserve">说明</w:t>
             </w:r>
           </w:p>
         </w:tc>
@@ -310,7 +379,7 @@
         </w:trPr>
         <w:tc>
           <w:tcPr>
-            <w:tcW w:type="dxa" w:w="4680"/>
+            <w:tcW w:type="dxa" w:w="2200"/>
             <w:tcBorders>
               <w:top w:val="single" w:color="CBD5E0" w:sz="1"/>
               <w:left w:val="single" w:color="CBD5E0" w:sz="1"/>
@@ -335,16 +404,16 @@
                 <w:b w:val="false"/>
                 <w:bCs w:val="false"/>
                 <w:color w:val="000000"/>
-                <w:sz w:val="20"/>
-                <w:szCs w:val="20"/>
-              </w:rPr>
-              <w:t xml:space="preserve">非5G用户 (0)</w:t>
-            </w:r>
-          </w:p>
-        </w:tc>
-        <w:tc>
-          <w:tcPr>
-            <w:tcW w:type="dxa" w:w="4680"/>
+                <w:sz w:val="19"/>
+                <w:szCs w:val="19"/>
+              </w:rPr>
+              <w:t xml:space="preserve">离散型特征</w:t>
+            </w:r>
+          </w:p>
+        </w:tc>
+        <w:tc>
+          <w:tcPr>
+            <w:tcW w:type="dxa" w:w="2200"/>
             <w:tcBorders>
               <w:top w:val="single" w:color="CBD5E0" w:sz="1"/>
               <w:left w:val="single" w:color="CBD5E0" w:sz="1"/>
@@ -369,10 +438,76 @@
                 <w:b w:val="false"/>
                 <w:bCs w:val="false"/>
                 <w:color w:val="000000"/>
-                <w:sz w:val="20"/>
-                <w:szCs w:val="20"/>
-              </w:rPr>
-              <w:t xml:space="preserve">约占80%</w:t>
+                <w:sz w:val="19"/>
+                <w:szCs w:val="19"/>
+              </w:rPr>
+              <w:t xml:space="preserve">cat_0 ~ cat_19</w:t>
+            </w:r>
+          </w:p>
+        </w:tc>
+        <w:tc>
+          <w:tcPr>
+            <w:tcW w:type="dxa" w:w="1500"/>
+            <w:tcBorders>
+              <w:top w:val="single" w:color="CBD5E0" w:sz="1"/>
+              <w:left w:val="single" w:color="CBD5E0" w:sz="1"/>
+              <w:bottom w:val="single" w:color="CBD5E0" w:sz="1"/>
+              <w:right w:val="single" w:color="CBD5E0" w:sz="1"/>
+            </w:tcBorders>
+            <w:tcMar>
+              <w:top w:type="dxa" w:w="40"/>
+              <w:left w:type="dxa" w:w="80"/>
+              <w:bottom w:type="dxa" w:w="40"/>
+              <w:right w:type="dxa" w:w="80"/>
+            </w:tcMar>
+          </w:tcPr>
+          <w:p>
+            <w:pPr>
+              <w:jc w:val="center"/>
+            </w:pPr>
+            <w:r>
+              <w:rPr>
+                <w:rFonts w:ascii="Arial" w:eastAsia="Microsoft YaHei" w:hAnsi="Arial"/>
+                <w:b w:val="false"/>
+                <w:bCs w:val="false"/>
+                <w:color w:val="000000"/>
+                <w:sz w:val="19"/>
+                <w:szCs w:val="19"/>
+              </w:rPr>
+              <w:t xml:space="preserve">20</w:t>
+            </w:r>
+          </w:p>
+        </w:tc>
+        <w:tc>
+          <w:tcPr>
+            <w:tcW w:type="dxa" w:w="3000"/>
+            <w:tcBorders>
+              <w:top w:val="single" w:color="CBD5E0" w:sz="1"/>
+              <w:left w:val="single" w:color="CBD5E0" w:sz="1"/>
+              <w:bottom w:val="single" w:color="CBD5E0" w:sz="1"/>
+              <w:right w:val="single" w:color="CBD5E0" w:sz="1"/>
+            </w:tcBorders>
+            <w:tcMar>
+              <w:top w:type="dxa" w:w="40"/>
+              <w:left w:type="dxa" w:w="80"/>
+              <w:bottom w:type="dxa" w:w="40"/>
+              <w:right w:type="dxa" w:w="80"/>
+            </w:tcMar>
+          </w:tcPr>
+          <w:p>
+            <w:pPr>
+              <w:jc w:val="center"/>
+            </w:pPr>
+            <w:r>
+              <w:rPr>
+                <w:rFonts w:ascii="Arial" w:eastAsia="Microsoft YaHei" w:hAnsi="Arial"/>
+                <w:b w:val="false"/>
+                <w:bCs w:val="false"/>
+                <w:color w:val="000000"/>
+                <w:sz w:val="19"/>
+                <w:szCs w:val="19"/>
+              </w:rPr>
+              <w:t xml:space="preserve">用户属性、套餐类型等</w:t>
             </w:r>
           </w:p>
         </w:tc>
@@ -383,13 +518,14 @@
         </w:trPr>
         <w:tc>
           <w:tcPr>
-            <w:tcW w:type="dxa" w:w="4680"/>
-            <w:tcBorders>
-              <w:top w:val="single" w:color="CBD5E0" w:sz="1"/>
-              <w:left w:val="single" w:color="CBD5E0" w:sz="1"/>
-              <w:bottom w:val="single" w:color="CBD5E0" w:sz="1"/>
-              <w:right w:val="single" w:color="CBD5E0" w:sz="1"/>
-            </w:tcBorders>
+            <w:tcW w:type="dxa" w:w="2200"/>
+            <w:tcBorders>
+              <w:top w:val="single" w:color="CBD5E0" w:sz="1"/>
+              <w:left w:val="single" w:color="CBD5E0" w:sz="1"/>
+              <w:bottom w:val="single" w:color="CBD5E0" w:sz="1"/>
+              <w:right w:val="single" w:color="CBD5E0" w:sz="1"/>
+            </w:tcBorders>
+            <w:shd w:fill="ebf4ff" w:val="clear"/>
             <w:tcMar>
               <w:top w:type="dxa" w:w="40"/>
               <w:left w:type="dxa" w:w="80"/>
@@ -407,22 +543,23 @@
                 <w:b w:val="false"/>
                 <w:bCs w:val="false"/>
                 <w:color w:val="000000"/>
-                <w:sz w:val="20"/>
-                <w:szCs w:val="20"/>
-              </w:rPr>
-              <w:t xml:space="preserve">5G用户 (1)</w:t>
-            </w:r>
-          </w:p>
-        </w:tc>
-        <w:tc>
-          <w:tcPr>
-            <w:tcW w:type="dxa" w:w="4680"/>
-            <w:tcBorders>
-              <w:top w:val="single" w:color="CBD5E0" w:sz="1"/>
-              <w:left w:val="single" w:color="CBD5E0" w:sz="1"/>
-              <w:bottom w:val="single" w:color="CBD5E0" w:sz="1"/>
-              <w:right w:val="single" w:color="CBD5E0" w:sz="1"/>
-            </w:tcBorders>
+                <w:sz w:val="19"/>
+                <w:szCs w:val="19"/>
+              </w:rPr>
+              <w:t xml:space="preserve">数值型特征</w:t>
+            </w:r>
+          </w:p>
+        </w:tc>
+        <w:tc>
+          <w:tcPr>
+            <w:tcW w:type="dxa" w:w="2200"/>
+            <w:tcBorders>
+              <w:top w:val="single" w:color="CBD5E0" w:sz="1"/>
+              <w:left w:val="single" w:color="CBD5E0" w:sz="1"/>
+              <w:bottom w:val="single" w:color="CBD5E0" w:sz="1"/>
+              <w:right w:val="single" w:color="CBD5E0" w:sz="1"/>
+            </w:tcBorders>
+            <w:shd w:fill="ebf4ff" w:val="clear"/>
             <w:tcMar>
               <w:top w:type="dxa" w:w="40"/>
               <w:left w:type="dxa" w:w="80"/>
@@ -440,10 +577,356 @@
                 <w:b w:val="false"/>
                 <w:bCs w:val="false"/>
                 <w:color w:val="000000"/>
-                <w:sz w:val="20"/>
-                <w:szCs w:val="20"/>
-              </w:rPr>
-              <w:t xml:space="preserve">约占20%</w:t>
+                <w:sz w:val="19"/>
+                <w:szCs w:val="19"/>
+              </w:rPr>
+              <w:t xml:space="preserve">num_0 ~ num_37</w:t>
+            </w:r>
+          </w:p>
+        </w:tc>
+        <w:tc>
+          <w:tcPr>
+            <w:tcW w:type="dxa" w:w="1500"/>
+            <w:tcBorders>
+              <w:top w:val="single" w:color="CBD5E0" w:sz="1"/>
+              <w:left w:val="single" w:color="CBD5E0" w:sz="1"/>
+              <w:bottom w:val="single" w:color="CBD5E0" w:sz="1"/>
+              <w:right w:val="single" w:color="CBD5E0" w:sz="1"/>
+            </w:tcBorders>
+            <w:shd w:fill="ebf4ff" w:val="clear"/>
+            <w:tcMar>
+              <w:top w:type="dxa" w:w="40"/>
+              <w:left w:type="dxa" w:w="80"/>
+              <w:bottom w:type="dxa" w:w="40"/>
+              <w:right w:type="dxa" w:w="80"/>
+            </w:tcMar>
+          </w:tcPr>
+          <w:p>
+            <w:pPr>
+              <w:jc w:val="center"/>
+            </w:pPr>
+            <w:r>
+              <w:rPr>
+                <w:rFonts w:ascii="Arial" w:eastAsia="Microsoft YaHei" w:hAnsi="Arial"/>
+                <w:b w:val="false"/>
+                <w:bCs w:val="false"/>
+                <w:color w:val="000000"/>
+                <w:sz w:val="19"/>
+                <w:szCs w:val="19"/>
+              </w:rPr>
+              <w:t xml:space="preserve">38</w:t>
+            </w:r>
+          </w:p>
+        </w:tc>
+        <w:tc>
+          <w:tcPr>
+            <w:tcW w:type="dxa" w:w="3000"/>
+            <w:tcBorders>
+              <w:top w:val="single" w:color="CBD5E0" w:sz="1"/>
+              <w:left w:val="single" w:color="CBD5E0" w:sz="1"/>
+              <w:bottom w:val="single" w:color="CBD5E0" w:sz="1"/>
+              <w:right w:val="single" w:color="CBD5E0" w:sz="1"/>
+            </w:tcBorders>
+            <w:shd w:fill="ebf4ff" w:val="clear"/>
+            <w:tcMar>
+              <w:top w:type="dxa" w:w="40"/>
+              <w:left w:type="dxa" w:w="80"/>
+              <w:bottom w:type="dxa" w:w="40"/>
+              <w:right w:type="dxa" w:w="80"/>
+            </w:tcMar>
+          </w:tcPr>
+          <w:p>
+            <w:pPr>
+              <w:jc w:val="center"/>
+            </w:pPr>
+            <w:r>
+              <w:rPr>
+                <w:rFonts w:ascii="Arial" w:eastAsia="Microsoft YaHei" w:hAnsi="Arial"/>
+                <w:b w:val="false"/>
+                <w:bCs w:val="false"/>
+                <w:color w:val="000000"/>
+                <w:sz w:val="19"/>
+                <w:szCs w:val="19"/>
+              </w:rPr>
+              <w:t xml:space="preserve">话费、流量、活跃行为等</w:t>
+            </w:r>
+          </w:p>
+        </w:tc>
+      </w:tr>
+      <w:tr>
+        <w:trPr>
+          <w:cantSplit/>
+        </w:trPr>
+        <w:tc>
+          <w:tcPr>
+            <w:tcW w:type="dxa" w:w="2200"/>
+            <w:tcBorders>
+              <w:top w:val="single" w:color="CBD5E0" w:sz="1"/>
+              <w:left w:val="single" w:color="CBD5E0" w:sz="1"/>
+              <w:bottom w:val="single" w:color="CBD5E0" w:sz="1"/>
+              <w:right w:val="single" w:color="CBD5E0" w:sz="1"/>
+            </w:tcBorders>
+            <w:tcMar>
+              <w:top w:type="dxa" w:w="40"/>
+              <w:left w:type="dxa" w:w="80"/>
+              <w:bottom w:type="dxa" w:w="40"/>
+              <w:right w:type="dxa" w:w="80"/>
+            </w:tcMar>
+          </w:tcPr>
+          <w:p>
+            <w:pPr>
+              <w:jc w:val="center"/>
+            </w:pPr>
+            <w:r>
+              <w:rPr>
+                <w:rFonts w:ascii="Arial" w:eastAsia="Microsoft YaHei" w:hAnsi="Arial"/>
+                <w:b w:val="false"/>
+                <w:bCs w:val="false"/>
+                <w:color w:val="000000"/>
+                <w:sz w:val="19"/>
+                <w:szCs w:val="19"/>
+              </w:rPr>
+              <w:t xml:space="preserve">目标变量</w:t>
+            </w:r>
+          </w:p>
+        </w:tc>
+        <w:tc>
+          <w:tcPr>
+            <w:tcW w:type="dxa" w:w="2200"/>
+            <w:tcBorders>
+              <w:top w:val="single" w:color="CBD5E0" w:sz="1"/>
+              <w:left w:val="single" w:color="CBD5E0" w:sz="1"/>
+              <w:bottom w:val="single" w:color="CBD5E0" w:sz="1"/>
+              <w:right w:val="single" w:color="CBD5E0" w:sz="1"/>
+            </w:tcBorders>
+            <w:tcMar>
+              <w:top w:type="dxa" w:w="40"/>
+              <w:left w:type="dxa" w:w="80"/>
+              <w:bottom w:type="dxa" w:w="40"/>
+              <w:right w:type="dxa" w:w="80"/>
+            </w:tcMar>
+          </w:tcPr>
+          <w:p>
+            <w:pPr>
+              <w:jc w:val="center"/>
+            </w:pPr>
+            <w:r>
+              <w:rPr>
+                <w:rFonts w:ascii="Arial" w:eastAsia="Microsoft YaHei" w:hAnsi="Arial"/>
+                <w:b w:val="false"/>
+                <w:bCs w:val="false"/>
+                <w:color w:val="000000"/>
+                <w:sz w:val="19"/>
+                <w:szCs w:val="19"/>
+              </w:rPr>
+              <w:t xml:space="preserve">target</w:t>
+            </w:r>
+          </w:p>
+        </w:tc>
+        <w:tc>
+          <w:tcPr>
+            <w:tcW w:type="dxa" w:w="1500"/>
+            <w:tcBorders>
+              <w:top w:val="single" w:color="CBD5E0" w:sz="1"/>
+              <w:left w:val="single" w:color="CBD5E0" w:sz="1"/>
+              <w:bottom w:val="single" w:color="CBD5E0" w:sz="1"/>
+              <w:right w:val="single" w:color="CBD5E0" w:sz="1"/>
+            </w:tcBorders>
+            <w:tcMar>
+              <w:top w:type="dxa" w:w="40"/>
+              <w:left w:type="dxa" w:w="80"/>
+              <w:bottom w:type="dxa" w:w="40"/>
+              <w:right w:type="dxa" w:w="80"/>
+            </w:tcMar>
+          </w:tcPr>
+          <w:p>
+            <w:pPr>
+              <w:jc w:val="center"/>
+            </w:pPr>
+            <w:r>
+              <w:rPr>
+                <w:rFonts w:ascii="Arial" w:eastAsia="Microsoft YaHei" w:hAnsi="Arial"/>
+                <w:b w:val="false"/>
+                <w:bCs w:val="false"/>
+                <w:color w:val="000000"/>
+                <w:sz w:val="19"/>
+                <w:szCs w:val="19"/>
+              </w:rPr>
+              <w:t xml:space="preserve">1</w:t>
+            </w:r>
+          </w:p>
+        </w:tc>
+        <w:tc>
+          <w:tcPr>
+            <w:tcW w:type="dxa" w:w="3000"/>
+            <w:tcBorders>
+              <w:top w:val="single" w:color="CBD5E0" w:sz="1"/>
+              <w:left w:val="single" w:color="CBD5E0" w:sz="1"/>
+              <w:bottom w:val="single" w:color="CBD5E0" w:sz="1"/>
+              <w:right w:val="single" w:color="CBD5E0" w:sz="1"/>
+            </w:tcBorders>
+            <w:tcMar>
+              <w:top w:type="dxa" w:w="40"/>
+              <w:left w:type="dxa" w:w="80"/>
+              <w:bottom w:type="dxa" w:w="40"/>
+              <w:right w:type="dxa" w:w="80"/>
+            </w:tcMar>
+          </w:tcPr>
+          <w:p>
+            <w:pPr>
+              <w:jc w:val="center"/>
+            </w:pPr>
+            <w:r>
+              <w:rPr>
+                <w:rFonts w:ascii="Arial" w:eastAsia="Microsoft YaHei" w:hAnsi="Arial"/>
+                <w:b w:val="false"/>
+                <w:bCs w:val="false"/>
+                <w:color w:val="000000"/>
+                <w:sz w:val="19"/>
+                <w:szCs w:val="19"/>
+              </w:rPr>
+              <w:t xml:space="preserve">0：非5G用户，1：5G用户</w:t>
+            </w:r>
+          </w:p>
+        </w:tc>
+      </w:tr>
+      <w:tr>
+        <w:trPr>
+          <w:cantSplit/>
+        </w:trPr>
+        <w:tc>
+          <w:tcPr>
+            <w:tcW w:type="dxa" w:w="2200"/>
+            <w:tcBorders>
+              <w:top w:val="single" w:color="CBD5E0" w:sz="1"/>
+              <w:left w:val="single" w:color="CBD5E0" w:sz="1"/>
+              <w:bottom w:val="single" w:color="CBD5E0" w:sz="1"/>
+              <w:right w:val="single" w:color="CBD5E0" w:sz="1"/>
+            </w:tcBorders>
+            <w:shd w:fill="ebf4ff" w:val="clear"/>
+            <w:tcMar>
+              <w:top w:type="dxa" w:w="40"/>
+              <w:left w:type="dxa" w:w="80"/>
+              <w:bottom w:type="dxa" w:w="40"/>
+              <w:right w:type="dxa" w:w="80"/>
+            </w:tcMar>
+          </w:tcPr>
+          <w:p>
+            <w:pPr>
+              <w:jc w:val="center"/>
+            </w:pPr>
+            <w:r>
+              <w:rPr>
+                <w:rFonts w:ascii="Arial" w:eastAsia="Microsoft YaHei" w:hAnsi="Arial"/>
+                <w:b w:val="false"/>
+                <w:bCs w:val="false"/>
+                <w:color w:val="000000"/>
+                <w:sz w:val="19"/>
+                <w:szCs w:val="19"/>
+              </w:rPr>
+              <w:t xml:space="preserve">标识字段</w:t>
+            </w:r>
+          </w:p>
+        </w:tc>
+        <w:tc>
+          <w:tcPr>
+            <w:tcW w:type="dxa" w:w="2200"/>
+            <w:tcBorders>
+              <w:top w:val="single" w:color="CBD5E0" w:sz="1"/>
+              <w:left w:val="single" w:color="CBD5E0" w:sz="1"/>
+              <w:bottom w:val="single" w:color="CBD5E0" w:sz="1"/>
+              <w:right w:val="single" w:color="CBD5E0" w:sz="1"/>
+            </w:tcBorders>
+            <w:shd w:fill="ebf4ff" w:val="clear"/>
+            <w:tcMar>
+              <w:top w:type="dxa" w:w="40"/>
+              <w:left w:type="dxa" w:w="80"/>
+              <w:bottom w:type="dxa" w:w="40"/>
+              <w:right w:type="dxa" w:w="80"/>
+            </w:tcMar>
+          </w:tcPr>
+          <w:p>
+            <w:pPr>
+              <w:jc w:val="center"/>
+            </w:pPr>
+            <w:r>
+              <w:rPr>
+                <w:rFonts w:ascii="Arial" w:eastAsia="Microsoft YaHei" w:hAnsi="Arial"/>
+                <w:b w:val="false"/>
+                <w:bCs w:val="false"/>
+                <w:color w:val="000000"/>
+                <w:sz w:val="19"/>
+                <w:szCs w:val="19"/>
+              </w:rPr>
+              <w:t xml:space="preserve">id</w:t>
+            </w:r>
+          </w:p>
+        </w:tc>
+        <w:tc>
+          <w:tcPr>
+            <w:tcW w:type="dxa" w:w="1500"/>
+            <w:tcBorders>
+              <w:top w:val="single" w:color="CBD5E0" w:sz="1"/>
+              <w:left w:val="single" w:color="CBD5E0" w:sz="1"/>
+              <w:bottom w:val="single" w:color="CBD5E0" w:sz="1"/>
+              <w:right w:val="single" w:color="CBD5E0" w:sz="1"/>
+            </w:tcBorders>
+            <w:shd w:fill="ebf4ff" w:val="clear"/>
+            <w:tcMar>
+              <w:top w:type="dxa" w:w="40"/>
+              <w:left w:type="dxa" w:w="80"/>
+              <w:bottom w:type="dxa" w:w="40"/>
+              <w:right w:type="dxa" w:w="80"/>
+            </w:tcMar>
+          </w:tcPr>
+          <w:p>
+            <w:pPr>
+              <w:jc w:val="center"/>
+            </w:pPr>
+            <w:r>
+              <w:rPr>
+                <w:rFonts w:ascii="Arial" w:eastAsia="Microsoft YaHei" w:hAnsi="Arial"/>
+                <w:b w:val="false"/>
+                <w:bCs w:val="false"/>
+                <w:color w:val="000000"/>
+                <w:sz w:val="19"/>
+                <w:szCs w:val="19"/>
+              </w:rPr>
+              <w:t xml:space="preserve">1</w:t>
+            </w:r>
+          </w:p>
+        </w:tc>
+        <w:tc>
+          <w:tcPr>
+            <w:tcW w:type="dxa" w:w="3000"/>
+            <w:tcBorders>
+              <w:top w:val="single" w:color="CBD5E0" w:sz="1"/>
+              <w:left w:val="single" w:color="CBD5E0" w:sz="1"/>
+              <w:bottom w:val="single" w:color="CBD5E0" w:sz="1"/>
+              <w:right w:val="single" w:color="CBD5E0" w:sz="1"/>
+            </w:tcBorders>
+            <w:shd w:fill="ebf4ff" w:val="clear"/>
+            <w:tcMar>
+              <w:top w:type="dxa" w:w="40"/>
+              <w:left w:type="dxa" w:w="80"/>
+              <w:bottom w:type="dxa" w:w="40"/>
+              <w:right w:type="dxa" w:w="80"/>
+            </w:tcMar>
+          </w:tcPr>
+          <w:p>
+            <w:pPr>
+              <w:jc w:val="center"/>
+            </w:pPr>
+            <w:r>
+              <w:rPr>
+                <w:rFonts w:ascii="Arial" w:eastAsia="Microsoft YaHei" w:hAnsi="Arial"/>
+                <w:b w:val="false"/>
+                <w:bCs w:val="false"/>
+                <w:color w:val="000000"/>
+                <w:sz w:val="19"/>
+                <w:szCs w:val="19"/>
+              </w:rPr>
+              <w:t xml:space="preserve">样本唯一标识</w:t>
             </w:r>
           </w:p>
         </w:tc>
@@ -451,8 +934,24 @@
     </w:tbl>
     <w:p>
       <w:pPr>
-        <w:spacing w:after="120"/>
-      </w:pPr>
+        <w:spacing w:after="80"/>
+      </w:pPr>
+    </w:p>
+    <w:p>
+      <w:pPr>
+        <w:spacing w:after="60"/>
+      </w:pPr>
+      <w:r>
+        <w:rPr>
+          <w:rFonts w:ascii="Arial" w:eastAsia="Microsoft YaHei" w:hAnsi="Arial"/>
+          <w:b w:val="false"/>
+          <w:bCs w:val="false"/>
+          <w:color w:val="000000"/>
+          <w:sz w:val="21"/>
+          <w:szCs w:val="21"/>
+        </w:rPr>
+        <w:t xml:space="preserve">通过对数据集的初步探索，发现目标变量存在一定程度的类别不平衡问题。正样本（5G用户）占比约为20%，负样本占比约为80%。这种不平衡状态在实际应用中很常见，若不处理会导致模型倾向于预测为多数类。</w:t>
+      </w:r>
     </w:p>
     <w:p>
       <w:pPr>
@@ -467,12 +966,29 @@
           <w:sz w:val="28"/>
           <w:szCs w:val="28"/>
         </w:rPr>
-        <w:t xml:space="preserve">三、特征工程</w:t>
-      </w:r>
-    </w:p>
-    <w:p>
-      <w:pPr>
-        <w:spacing w:after="80"/>
+        <w:t xml:space="preserve">三、模型原理与选择依据</w:t>
+      </w:r>
+    </w:p>
+    <w:p>
+      <w:pPr>
+        <w:pStyle w:val="Heading2"/>
+        <w:spacing w:before="100"/>
+      </w:pPr>
+      <w:r>
+        <w:rPr>
+          <w:rFonts w:ascii="Arial" w:eastAsia="Microsoft YaHei" w:hAnsi="Arial"/>
+          <w:b/>
+          <w:bCs/>
+          <w:color w:val="2b6cb0"/>
+          <w:sz w:val="24"/>
+          <w:szCs w:val="24"/>
+        </w:rPr>
+        <w:t xml:space="preserve">3.1 随机森林（Random Forest）</w:t>
+      </w:r>
+    </w:p>
+    <w:p>
+      <w:pPr>
+        <w:spacing w:after="60"/>
       </w:pPr>
       <w:r>
         <w:rPr>
@@ -483,7 +999,220 @@
           <w:sz w:val="21"/>
           <w:szCs w:val="21"/>
         </w:rPr>
-        <w:t xml:space="preserve">特征工程是本次实验的重要环节，主要包括以下步骤：</w:t>
+        <w:t xml:space="preserve">随机森林是一种基于Bagging的集成学习方法，通过构建多棵决策树并对其预测结果取平均来提高准确性。每棵树在训练时随机抽样数据和特征子集，减少了过拟合的风险。本实验设置树数量为100棵，采用class_weight='balanced'自动调整权重。</w:t>
+      </w:r>
+    </w:p>
+    <w:p>
+      <w:pPr>
+        <w:spacing w:after="40"/>
+      </w:pPr>
+      <w:r>
+        <w:rPr>
+          <w:rFonts w:ascii="Arial" w:eastAsia="Microsoft YaHei" w:hAnsi="Arial"/>
+          <w:b w:val="false"/>
+          <w:bCs w:val="false"/>
+          <w:color w:val="000000"/>
+          <w:sz w:val="21"/>
+          <w:szCs w:val="21"/>
+        </w:rPr>
+        <w:t xml:space="preserve">选择理由：随机森林作为稳定的基线模型，对异常值和噪音数据有较好容忍性，能处理高维特征并提供特征重要性分析，适合快速搭建基准模型。</w:t>
+      </w:r>
+    </w:p>
+    <w:p>
+      <w:pPr>
+        <w:pStyle w:val="Heading2"/>
+        <w:spacing w:before="100"/>
+      </w:pPr>
+      <w:r>
+        <w:rPr>
+          <w:rFonts w:ascii="Arial" w:eastAsia="Microsoft YaHei" w:hAnsi="Arial"/>
+          <w:b/>
+          <w:bCs/>
+          <w:color w:val="2b6cb0"/>
+          <w:sz w:val="24"/>
+          <w:szCs w:val="24"/>
+        </w:rPr>
+        <w:t xml:space="preserve">3.2 XGBoost</w:t>
+      </w:r>
+    </w:p>
+    <w:p>
+      <w:pPr>
+        <w:spacing w:after="60"/>
+      </w:pPr>
+      <w:r>
+        <w:rPr>
+          <w:rFonts w:ascii="Arial" w:eastAsia="Microsoft YaHei" w:hAnsi="Arial"/>
+          <w:b w:val="false"/>
+          <w:bCs w:val="false"/>
+          <w:color w:val="000000"/>
+          <w:sz w:val="21"/>
+          <w:szCs w:val="21"/>
+        </w:rPr>
+        <w:t xml:space="preserve">XGBoost是一种基于Gradient Boosting的集成学习框架，以决策树为基学习器，通过递进地训练残差优化模型。与传统的GBDT相比，XGBoost引入了L1/L2正则化项防止过拟合，支持并行计算提升训练速度，并自带处理缺失值能力。</w:t>
+      </w:r>
+    </w:p>
+    <w:p>
+      <w:pPr>
+        <w:spacing w:after="40"/>
+      </w:pPr>
+      <w:r>
+        <w:rPr>
+          <w:rFonts w:ascii="Arial" w:eastAsia="Microsoft YaHei" w:hAnsi="Arial"/>
+          <w:b w:val="false"/>
+          <w:bCs w:val="false"/>
+          <w:color w:val="000000"/>
+          <w:sz w:val="21"/>
+          <w:szCs w:val="21"/>
+        </w:rPr>
+        <w:t xml:space="preserve">选择理由：在分类任务中表现优秀，通过scale_pos_weight参数自适应处理类别不平衡问题。学术研究普遍认为XGBoost在极端不平衡分类场景下的表现优于随机森林，且其自带的特征重要性输出便于业务解释。</w:t>
+      </w:r>
+    </w:p>
+    <w:p>
+      <w:pPr>
+        <w:pStyle w:val="Heading1"/>
+      </w:pPr>
+      <w:r>
+        <w:rPr>
+          <w:rFonts w:ascii="Arial" w:eastAsia="Microsoft YaHei" w:hAnsi="Arial"/>
+          <w:b/>
+          <w:bCs/>
+          <w:color w:val="000000"/>
+          <w:sz w:val="28"/>
+          <w:szCs w:val="28"/>
+        </w:rPr>
+        <w:t xml:space="preserve">四、实验步骤</w:t>
+      </w:r>
+    </w:p>
+    <w:p>
+      <w:pPr>
+        <w:pStyle w:val="Heading2"/>
+        <w:spacing w:before="80"/>
+      </w:pPr>
+      <w:r>
+        <w:rPr>
+          <w:rFonts w:ascii="Arial" w:eastAsia="Microsoft YaHei" w:hAnsi="Arial"/>
+          <w:b/>
+          <w:bCs/>
+          <w:color w:val="2b6cb0"/>
+          <w:sz w:val="24"/>
+          <w:szCs w:val="24"/>
+        </w:rPr>
+        <w:t xml:space="preserve">4.1 数据预处理</w:t>
+      </w:r>
+      <w:r>
+        <w:rPr>
+          <w:rFonts w:ascii="Arial" w:eastAsia="Microsoft YaHei" w:hAnsi="Arial"/>
+          <w:b w:val="false"/>
+          <w:bCs w:val="false"/>
+          <w:color w:val="4a5568"/>
+          <w:sz w:val="24"/>
+          <w:szCs w:val="24"/>
+        </w:rPr>
+        <w:t xml:space="preserve">→ 一热编码 + 数值聚合 + 特征选择</w:t>
+      </w:r>
+    </w:p>
+    <w:p>
+      <w:pPr>
+        <w:spacing w:after="60"/>
+      </w:pPr>
+      <w:r>
+        <w:rPr>
+          <w:rFonts w:ascii="Arial" w:eastAsia="Microsoft YaHei" w:hAnsi="Arial"/>
+          <w:b w:val="false"/>
+          <w:bCs w:val="false"/>
+          <w:color w:val="000000"/>
+          <w:sz w:val="21"/>
+          <w:szCs w:val="21"/>
+        </w:rPr>
+        <w:t xml:space="preserve">对20个离散型特征采用独热编码（One-Hot Encoding）转换为虚拟变量，使用drop_first=True避免多重共线性。同时从38个数值型特征中提取统计特征（均值、标准差、最大值、最小值），并使用SelectKBest结合F检验筛选出最具预测能力的前100个特征。</w:t>
+      </w:r>
+    </w:p>
+    <w:p>
+      <w:pPr>
+        <w:pStyle w:val="Heading2"/>
+        <w:spacing w:before="80"/>
+      </w:pPr>
+      <w:r>
+        <w:rPr>
+          <w:rFonts w:ascii="Arial" w:eastAsia="Microsoft YaHei" w:hAnsi="Arial"/>
+          <w:b/>
+          <w:bCs/>
+          <w:color w:val="2b6cb0"/>
+          <w:sz w:val="24"/>
+          <w:szCs w:val="24"/>
+        </w:rPr>
+        <w:t xml:space="preserve">4.2 数据标准化与不平衡处理</w:t>
+      </w:r>
+      <w:r>
+        <w:rPr>
+          <w:rFonts w:ascii="Arial" w:eastAsia="Microsoft YaHei" w:hAnsi="Arial"/>
+          <w:b w:val="false"/>
+          <w:bCs w:val="false"/>
+          <w:color w:val="4a5568"/>
+          <w:sz w:val="24"/>
+          <w:szCs w:val="24"/>
+        </w:rPr>
+        <w:t xml:space="preserve">→ StandardScaler + SMOTE</w:t>
+      </w:r>
+    </w:p>
+    <w:p>
+      <w:pPr>
+        <w:spacing w:after="60"/>
+      </w:pPr>
+      <w:r>
+        <w:rPr>
+          <w:rFonts w:ascii="Arial" w:eastAsia="Microsoft YaHei" w:hAnsi="Arial"/>
+          <w:b w:val="false"/>
+          <w:bCs w:val="false"/>
+          <w:color w:val="000000"/>
+          <w:sz w:val="21"/>
+          <w:szCs w:val="21"/>
+        </w:rPr>
+        <w:t xml:space="preserve">使用StandardScaler对特征进行标准化，使每个特征均值为0、标准差为1。采用分层抽样将数据集按8:2比例划分为训练集和测试集，确保两集合的正负样本比例一致。针对类别不平衡问题，采用SMOTE过采样技术处理，将少数类比例提升至约50%。</w:t>
+      </w:r>
+    </w:p>
+    <w:p>
+      <w:pPr>
+        <w:pStyle w:val="Heading2"/>
+        <w:spacing w:before="80"/>
+      </w:pPr>
+      <w:r>
+        <w:rPr>
+          <w:rFonts w:ascii="Arial" w:eastAsia="Microsoft YaHei" w:hAnsi="Arial"/>
+          <w:b/>
+          <w:bCs/>
+          <w:color w:val="2b6cb0"/>
+          <w:sz w:val="24"/>
+          <w:szCs w:val="24"/>
+        </w:rPr>
+        <w:t xml:space="preserve">4.3 模型训练及评估流程</w:t>
+      </w:r>
+      <w:r>
+        <w:rPr>
+          <w:rFonts w:ascii="Arial" w:eastAsia="Microsoft YaHei" w:hAnsi="Arial"/>
+          <w:b w:val="false"/>
+          <w:bCs w:val="false"/>
+          <w:color w:val="4a5568"/>
+          <w:sz w:val="24"/>
+          <w:szCs w:val="24"/>
+        </w:rPr>
+        <w:t xml:space="preserve">→ RF + XGBoost</w:t>
+      </w:r>
+    </w:p>
+    <w:p>
+      <w:pPr>
+        <w:spacing w:after="40"/>
+      </w:pPr>
+      <w:r>
+        <w:rPr>
+          <w:rFonts w:ascii="Arial" w:eastAsia="Microsoft YaHei" w:hAnsi="Arial"/>
+          <w:b w:val="false"/>
+          <w:bCs w:val="false"/>
+          <w:color w:val="000000"/>
+          <w:sz w:val="21"/>
+          <w:szCs w:val="21"/>
+        </w:rPr>
+        <w:t xml:space="preserve">本实验采用以下流程进行模型训练与评估：</w:t>
       </w:r>
     </w:p>
     <w:p>
@@ -493,29 +1222,18 @@
           <w:ilvl w:val="0"/>
           <w:numId w:val="2"/>
         </w:numPr>
-        <w:spacing w:after="60"/>
-      </w:pPr>
-      <w:r>
-        <w:rPr>
-          <w:rFonts w:ascii="Arial" w:eastAsia="Microsoft YaHei" w:hAnsi="Arial"/>
-          <w:b/>
-          <w:bCs/>
-          <w:color w:val="000000"/>
-          <w:sz w:val="21"/>
-          <w:szCs w:val="21"/>
-        </w:rPr>
-        <w:t xml:space="preserve">离散型特征编码：</w:t>
-      </w:r>
-      <w:r>
-        <w:rPr>
-          <w:rFonts w:ascii="Arial" w:eastAsia="Microsoft YaHei" w:hAnsi="Arial"/>
-          <w:b w:val="false"/>
-          <w:bCs w:val="false"/>
-          <w:color w:val="000000"/>
-          <w:sz w:val="21"/>
-          <w:szCs w:val="21"/>
-        </w:rPr>
-        <w:t xml:space="preserve">对20个离散型特征采用独热编码（One-Hot Encoding），将分类值转换为虚拟变量，便于模型处理。</w:t>
+        <w:spacing w:after="30"/>
+      </w:pPr>
+      <w:r>
+        <w:rPr>
+          <w:rFonts w:ascii="Arial" w:eastAsia="Microsoft YaHei" w:hAnsi="Arial"/>
+          <w:b w:val="false"/>
+          <w:bCs w:val="false"/>
+          <w:color w:val="000000"/>
+          <w:sz w:val="20"/>
+          <w:szCs w:val="20"/>
+        </w:rPr>
+        <w:t xml:space="preserve">数据加载与探索分析（EDA）：查看数据结构、缺失值、目标变量分布</w:t>
       </w:r>
     </w:p>
     <w:p>
@@ -525,29 +1243,18 @@
           <w:ilvl w:val="0"/>
           <w:numId w:val="2"/>
         </w:numPr>
-        <w:spacing w:after="60"/>
-      </w:pPr>
-      <w:r>
-        <w:rPr>
-          <w:rFonts w:ascii="Arial" w:eastAsia="Microsoft YaHei" w:hAnsi="Arial"/>
-          <w:b/>
-          <w:bCs/>
-          <w:color w:val="000000"/>
-          <w:sz w:val="21"/>
-          <w:szCs w:val="21"/>
-        </w:rPr>
-        <w:t xml:space="preserve">数值型特征聚合：</w:t>
-      </w:r>
-      <w:r>
-        <w:rPr>
-          <w:rFonts w:ascii="Arial" w:eastAsia="Microsoft YaHei" w:hAnsi="Arial"/>
-          <w:b w:val="false"/>
-          <w:bCs w:val="false"/>
-          <w:color w:val="000000"/>
-          <w:sz w:val="21"/>
-          <w:szCs w:val="21"/>
-        </w:rPr>
-        <w:t xml:space="preserve">从38个数值型特征中提取统计特征（均值、标准差、最大值、最小值），概览用户各维度的整体行为特征。</w:t>
+        <w:spacing w:after="30"/>
+      </w:pPr>
+      <w:r>
+        <w:rPr>
+          <w:rFonts w:ascii="Arial" w:eastAsia="Microsoft YaHei" w:hAnsi="Arial"/>
+          <w:b w:val="false"/>
+          <w:bCs w:val="false"/>
+          <w:color w:val="000000"/>
+          <w:sz w:val="20"/>
+          <w:szCs w:val="20"/>
+        </w:rPr>
+        <w:t xml:space="preserve">离散型特征独热编码 + 数值型特征聚合（均值、标准差、最大值、最小值）</w:t>
       </w:r>
     </w:p>
     <w:p>
@@ -557,29 +1264,18 @@
           <w:ilvl w:val="0"/>
           <w:numId w:val="2"/>
         </w:numPr>
-        <w:spacing w:after="60"/>
-      </w:pPr>
-      <w:r>
-        <w:rPr>
-          <w:rFonts w:ascii="Arial" w:eastAsia="Microsoft YaHei" w:hAnsi="Arial"/>
-          <w:b/>
-          <w:bCs/>
-          <w:color w:val="000000"/>
-          <w:sz w:val="21"/>
-          <w:szCs w:val="21"/>
-        </w:rPr>
-        <w:t xml:space="preserve">特征选择：</w:t>
-      </w:r>
-      <w:r>
-        <w:rPr>
-          <w:rFonts w:ascii="Arial" w:eastAsia="Microsoft YaHei" w:hAnsi="Arial"/>
-          <w:b w:val="false"/>
-          <w:bCs w:val="false"/>
-          <w:color w:val="000000"/>
-          <w:sz w:val="21"/>
-          <w:szCs w:val="21"/>
-        </w:rPr>
-        <w:t xml:space="preserve">使用SelectKBest结合F检验（f_classif）筛选出最具预测能力的前100个特征，减少维度和过拟合风险。</w:t>
+        <w:spacing w:after="30"/>
+      </w:pPr>
+      <w:r>
+        <w:rPr>
+          <w:rFonts w:ascii="Arial" w:eastAsia="Microsoft YaHei" w:hAnsi="Arial"/>
+          <w:b w:val="false"/>
+          <w:bCs w:val="false"/>
+          <w:color w:val="000000"/>
+          <w:sz w:val="20"/>
+          <w:szCs w:val="20"/>
+        </w:rPr>
+        <w:t xml:space="preserve">SelectKBest特征选择（筛选前100个最优特征）</w:t>
       </w:r>
     </w:p>
     <w:p>
@@ -589,7 +1285,86 @@
           <w:ilvl w:val="0"/>
           <w:numId w:val="2"/>
         </w:numPr>
-        <w:spacing w:after="60"/>
+        <w:spacing w:after="30"/>
+      </w:pPr>
+      <w:r>
+        <w:rPr>
+          <w:rFonts w:ascii="Arial" w:eastAsia="Microsoft YaHei" w:hAnsi="Arial"/>
+          <w:b w:val="false"/>
+          <w:bCs w:val="false"/>
+          <w:color w:val="000000"/>
+          <w:sz w:val="20"/>
+          <w:szCs w:val="20"/>
+        </w:rPr>
+        <w:t xml:space="preserve">StandardScaler标准化 + SMOTE过采样处理不平衡</w:t>
+      </w:r>
+    </w:p>
+    <w:p>
+      <w:pPr>
+        <w:pStyle w:val="ListParagraph"/>
+        <w:numPr>
+          <w:ilvl w:val="0"/>
+          <w:numId w:val="2"/>
+        </w:numPr>
+        <w:spacing w:after="30"/>
+      </w:pPr>
+      <w:r>
+        <w:rPr>
+          <w:rFonts w:ascii="Arial" w:eastAsia="Microsoft YaHei" w:hAnsi="Arial"/>
+          <w:b w:val="false"/>
+          <w:bCs w:val="false"/>
+          <w:color w:val="000000"/>
+          <w:sz w:val="20"/>
+          <w:szCs w:val="20"/>
+        </w:rPr>
+        <w:t xml:space="preserve">分别训练随机森林(RF)和XGBoost模型</w:t>
+      </w:r>
+    </w:p>
+    <w:p>
+      <w:pPr>
+        <w:pStyle w:val="ListParagraph"/>
+        <w:numPr>
+          <w:ilvl w:val="0"/>
+          <w:numId w:val="2"/>
+        </w:numPr>
+        <w:spacing w:after="30"/>
+      </w:pPr>
+      <w:r>
+        <w:rPr>
+          <w:rFonts w:ascii="Arial" w:eastAsia="Microsoft YaHei" w:hAnsi="Arial"/>
+          <w:b w:val="false"/>
+          <w:bCs w:val="false"/>
+          <w:color w:val="000000"/>
+          <w:sz w:val="20"/>
+          <w:szCs w:val="20"/>
+        </w:rPr>
+        <w:t xml:space="preserve">评估指标：AUC为主，参考精确率、召回率、F1值</w:t>
+      </w:r>
+    </w:p>
+    <w:p>
+      <w:pPr>
+        <w:pStyle w:val="ListParagraph"/>
+        <w:numPr>
+          <w:ilvl w:val="0"/>
+          <w:numId w:val="2"/>
+        </w:numPr>
+        <w:spacing w:after="30"/>
+      </w:pPr>
+      <w:r>
+        <w:rPr>
+          <w:rFonts w:ascii="Arial" w:eastAsia="Microsoft YaHei" w:hAnsi="Arial"/>
+          <w:b w:val="false"/>
+          <w:bCs w:val="false"/>
+          <w:color w:val="000000"/>
+          <w:sz w:val="20"/>
+          <w:szCs w:val="20"/>
+        </w:rPr>
+        <w:t xml:space="preserve">特征重要性分析：识别对预测贡献最大的特征</w:t>
+      </w:r>
+    </w:p>
+    <w:p>
+      <w:pPr>
+        <w:pStyle w:val="Heading1"/>
       </w:pPr>
       <w:r>
         <w:rPr>
@@ -597,43 +1372,16 @@
           <w:b/>
           <w:bCs/>
           <w:color w:val="000000"/>
-          <w:sz w:val="21"/>
-          <w:szCs w:val="21"/>
-        </w:rPr>
-        <w:t xml:space="preserve">数据预处理：</w:t>
-      </w:r>
-      <w:r>
-        <w:rPr>
-          <w:rFonts w:ascii="Arial" w:eastAsia="Microsoft YaHei" w:hAnsi="Arial"/>
-          <w:b w:val="false"/>
-          <w:bCs w:val="false"/>
-          <w:color w:val="000000"/>
-          <w:sz w:val="21"/>
-          <w:szCs w:val="21"/>
-        </w:rPr>
-        <w:t xml:space="preserve">采用StandardScaler进行标准化，使特征具有相同的量纲；同时使用SMOTE过采样技术处理类别不平衡问题，将少数类比例提升至约50%。</w:t>
-      </w:r>
-    </w:p>
-    <w:p>
-      <w:pPr>
-        <w:pStyle w:val="Heading1"/>
-      </w:pPr>
-      <w:r>
-        <w:rPr>
-          <w:rFonts w:ascii="Arial" w:eastAsia="Microsoft YaHei" w:hAnsi="Arial"/>
-          <w:b/>
-          <w:bCs/>
-          <w:color w:val="000000"/>
           <w:sz w:val="28"/>
           <w:szCs w:val="28"/>
         </w:rPr>
-        <w:t xml:space="preserve">四、模型原理与选择</w:t>
+        <w:t xml:space="preserve">五、实验结果与分析</w:t>
       </w:r>
     </w:p>
     <w:p>
       <w:pPr>
         <w:pStyle w:val="Heading2"/>
-        <w:spacing w:before="120"/>
+        <w:spacing w:before="80"/>
       </w:pPr>
       <w:r>
         <w:rPr>
@@ -644,12 +1392,12 @@
           <w:sz w:val="24"/>
           <w:szCs w:val="24"/>
         </w:rPr>
-        <w:t xml:space="preserve">4.1 随机森林（Random Forest）</w:t>
-      </w:r>
-    </w:p>
-    <w:p>
-      <w:pPr>
-        <w:spacing w:after="80"/>
+        <w:t xml:space="preserve">5.1 模型性能对比</w:t>
+      </w:r>
+    </w:p>
+    <w:p>
+      <w:pPr>
+        <w:spacing w:after="60"/>
       </w:pPr>
       <w:r>
         <w:rPr>
@@ -660,13 +1408,29 @@
           <w:sz w:val="21"/>
           <w:szCs w:val="21"/>
         </w:rPr>
-        <w:t xml:space="preserve">随机森林是一种基于Bagging的集成学习方法，通过构建多棵决策树并对其预测结果取平均来提高准确性和稳定性。每棵树在训练时使用随机抽样的数据子集和特征子集，这种随机性减少了过拟合的风险。本实验设置树的数量为100棵，采用class_weight=balanced参数自动调整权重。随机森林的优势在于其对异常值和缺失值有较好的容忍性，且无需过多调参即可获得良好的基线绩效。</w:t>
+        <w:t xml:space="preserve">实验采用AUC作为主要评估指标，同时附带精确率、召回率和F1值作为参考。两种集成学习方法均能有效预测5G用户，AUC值均较高。XGBoost在各指标上略优于随机森林，这得益于其Boosting机制和正则化设计。</w:t>
+      </w:r>
+    </w:p>
+    <w:p>
+      <w:pPr>
+        <w:spacing w:after="40"/>
+      </w:pPr>
+      <w:r>
+        <w:rPr>
+          <w:rFonts w:ascii="Arial" w:eastAsia="Microsoft YaHei" w:hAnsi="Arial"/>
+          <w:b w:val="false"/>
+          <w:bCs w:val="false"/>
+          <w:color w:val="000000"/>
+          <w:sz w:val="21"/>
+          <w:szCs w:val="21"/>
+        </w:rPr>
+        <w:t xml:space="preserve">特征重要性分析显示，部分数值型特征（如num_10、num_22、num_35等话费、流量相关字段）对预测贡献最大，说明用户的消费行为是判断其是否为5G用户的重要指标。</w:t>
       </w:r>
     </w:p>
     <w:p>
       <w:pPr>
         <w:pStyle w:val="Heading2"/>
-        <w:spacing w:before="120"/>
+        <w:spacing w:before="80"/>
       </w:pPr>
       <w:r>
         <w:rPr>
@@ -677,28 +1441,44 @@
           <w:sz w:val="24"/>
           <w:szCs w:val="24"/>
         </w:rPr>
-        <w:t xml:space="preserve">4.2 XGBoost</w:t>
-      </w:r>
-    </w:p>
-    <w:p>
-      <w:pPr>
-        <w:spacing w:after="80"/>
-      </w:pPr>
-      <w:r>
-        <w:rPr>
-          <w:rFonts w:ascii="Arial" w:eastAsia="Microsoft YaHei" w:hAnsi="Arial"/>
-          <w:b w:val="false"/>
-          <w:bCs w:val="false"/>
+        <w:t xml:space="preserve">5.2 资料查阅与思考总结</w:t>
+      </w:r>
+    </w:p>
+    <w:p>
+      <w:pPr>
+        <w:spacing w:after="40"/>
+      </w:pPr>
+      <w:r>
+        <w:rPr>
+          <w:rFonts w:ascii="Arial" w:eastAsia="Microsoft YaHei" w:hAnsi="Arial"/>
+          <w:b/>
+          <w:bCs/>
           <w:color w:val="000000"/>
           <w:sz w:val="21"/>
           <w:szCs w:val="21"/>
         </w:rPr>
-        <w:t xml:space="preserve">XGBoost是一种基于Gradient Boosting的集成学习框架，以决策树为基学习器，通过递进地训练残差来优化模型。与传统的GBDT相比，XGBoost引入了正则化项防止过拟合，支持并行计算提升训练速度，并自带处理缺失值的能力。本实验设置学习率为0.1、最大树深度为6，并通过scale_pos_weight参数调整正负样本权重以应对不平衡问题。XGBoost的优势在于其提升机制和正则化能够提供更高的精确度，特别适合结构化数据的分类与回归任务。</w:t>
-      </w:r>
-    </w:p>
-    <w:p>
-      <w:pPr>
-        <w:pStyle w:val="Heading1"/>
+        <w:t xml:space="preserve">任务场景与数据集特征文献共识</w:t>
+      </w:r>
+    </w:p>
+    <w:p>
+      <w:pPr>
+        <w:spacing w:after="40"/>
+      </w:pPr>
+      <w:r>
+        <w:rPr>
+          <w:rFonts w:ascii="Arial" w:eastAsia="Microsoft YaHei" w:hAnsi="Arial"/>
+          <w:b w:val="false"/>
+          <w:bCs w:val="false"/>
+          <w:color w:val="000000"/>
+          <w:sz w:val="20"/>
+          <w:szCs w:val="20"/>
+        </w:rPr>
+        <w:t xml:space="preserve">5G用户预测属于极端不平衡二分类经典场景。通信运营商用户数据普遍存在正负样本差距悬殊的现象。文献统一指出，普通准确率在这类场景下无参考价值，应以AUC为主要评估指标。数据集结构分为离散型特征、数值行为特征、唯一标识和标签四类，其中用户行为数值特征（消费、访问、操作频次）对用户划分的区分度远高于属性类离散特征。</w:t>
+      </w:r>
+    </w:p>
+    <w:p>
+      <w:pPr>
+        <w:spacing w:after="40"/>
       </w:pPr>
       <w:r>
         <w:rPr>
@@ -706,15 +1486,243 @@
           <w:b/>
           <w:bCs/>
           <w:color w:val="000000"/>
+          <w:sz w:val="21"/>
+          <w:szCs w:val="21"/>
+        </w:rPr>
+        <w:t xml:space="preserve">随机森林与XGBoost模型选型文献论证</w:t>
+      </w:r>
+    </w:p>
+    <w:p>
+      <w:pPr>
+        <w:spacing w:after="40"/>
+      </w:pPr>
+      <w:r>
+        <w:rPr>
+          <w:rFonts w:ascii="Arial" w:eastAsia="Microsoft YaHei" w:hAnsi="Arial"/>
+          <w:b w:val="false"/>
+          <w:bCs w:val="false"/>
+          <w:color w:val="000000"/>
+          <w:sz w:val="20"/>
+          <w:szCs w:val="20"/>
+        </w:rPr>
+        <w:t xml:space="preserve">随机森林被定位为稳定基线模型，具有噪声鲁棒、可输出特征重要性、调参简单等优势。但其迭代优化能力弱于梯度提升树，捕捉复杂非线性交互特征能力有限，在极端不平衡下加权提升幅度有限。大量证前研究普遍将XGBoost作为首选模型，其核心优势包括：二阶泰勒梯度优化联合L1/L2双重正则化，区分正负样本能力更强，AUC普遍高于随机森林约0.02～0.05；内置不平衡权重参数、缺失值自动处理，兼顾精度与效率；输出标准化特征重要性，便于业务侧解释风险指标。</w:t>
+      </w:r>
+    </w:p>
+    <w:p>
+      <w:pPr>
+        <w:pStyle w:val="Heading2"/>
+        <w:jc w:val="left"/>
+      </w:pPr>
+      <w:r>
+        <w:rPr>
+          <w:rFonts w:ascii="Arial" w:hAnsi="Arial" w:eastAsia="Microsoft YaHei"/>
+          <w:b/>
+          <w:bCs/>
+          <w:sz w:val="24"/>
+          <w:szCs w:val="24"/>
+        </w:rPr>
+        <w:t>5.3 运行过程与结果</w:t>
+      </w:r>
+    </w:p>
+    <w:p>
+      <w:pPr>
+        <w:numPr>
+          <w:numId w:val="0"/>
+        </w:numPr>
+        <w:rPr>
+          <w:rFonts w:hint="default"/>
+          <w:b/>
+          <w:bCs/>
+          <w:lang w:val="en-US" w:eastAsia="zh-CN"/>
+        </w:rPr>
+      </w:pPr>
+      <w:r>
+        <w:rPr>
+          <w:rFonts w:hint="default"/>
+          <w:b/>
+          <w:bCs/>
+          <w:lang w:val="en-US" w:eastAsia="zh-CN"/>
+        </w:rPr>
+        <w:drawing>
+          <wp:inline distT="0" distB="0" distL="114300" distR="114300">
+            <wp:extent cx="4572000" cy="5036820"/>
+            <wp:effectExtent l="0" t="0" r="0" b="7620"/>
+            <wp:docPr id="4" name="图片 4" descr="屏幕截图 2026-06-22 114317"/>
+            <wp:cNvGraphicFramePr>
+              <a:graphicFrameLocks xmlns:a="http://schemas.openxmlformats.org/drawingml/2006/main" noChangeAspect="1"/>
+            </wp:cNvGraphicFramePr>
+            <a:graphic xmlns:a="http://schemas.openxmlformats.org/drawingml/2006/main">
+              <a:graphicData uri="http://schemas.openxmlformats.org/drawingml/2006/picture">
+                <pic:pic xmlns:pic="http://schemas.openxmlformats.org/drawingml/2006/picture">
+                  <pic:nvPicPr>
+                    <pic:cNvPr id="4" name="图片 4" descr="屏幕截图 2026-06-22 114317"/>
+                    <pic:cNvPicPr>
+                      <a:picLocks noChangeAspect="1"/>
+                    </pic:cNvPicPr>
+                  </pic:nvPicPr>
+                  <pic:blipFill>
+                    <a:blip r:embed="rId6"/>
+                    <a:stretch>
+                      <a:fillRect/>
+                    </a:stretch>
+                  </pic:blipFill>
+                  <pic:spPr>
+                    <a:xfrm>
+                      <a:off x="0" y="0"/>
+                      <a:ext cx="4572000" cy="5036820"/>
+                    </a:xfrm>
+                    <a:prstGeom prst="rect">
+                      <a:avLst/>
+                    </a:prstGeom>
+                  </pic:spPr>
+                </pic:pic>
+              </a:graphicData>
+            </a:graphic>
+          </wp:inline>
+        </w:drawing>
+        <w:drawing>
+          <wp:inline distT="0" distB="0" distL="114300" distR="114300">
+            <wp:extent cx="5269230" cy="3799205"/>
+            <wp:effectExtent l="0" t="0" r="3810" b="10795"/>
+            <wp:docPr id="3" name="图片 3" descr="屏幕截图 2026-06-22 115002"/>
+            <wp:cNvGraphicFramePr>
+              <a:graphicFrameLocks xmlns:a="http://schemas.openxmlformats.org/drawingml/2006/main" noChangeAspect="1"/>
+            </wp:cNvGraphicFramePr>
+            <a:graphic xmlns:a="http://schemas.openxmlformats.org/drawingml/2006/main">
+              <a:graphicData uri="http://schemas.openxmlformats.org/drawingml/2006/picture">
+                <pic:pic xmlns:pic="http://schemas.openxmlformats.org/drawingml/2006/picture">
+                  <pic:nvPicPr>
+                    <pic:cNvPr id="3" name="图片 3" descr="屏幕截图 2026-06-22 115002"/>
+                    <pic:cNvPicPr>
+                      <a:picLocks noChangeAspect="1"/>
+                    </pic:cNvPicPr>
+                  </pic:nvPicPr>
+                  <pic:blipFill>
+                    <a:blip r:embed="rId7"/>
+                    <a:stretch>
+                      <a:fillRect/>
+                    </a:stretch>
+                  </pic:blipFill>
+                  <pic:spPr>
+                    <a:xfrm>
+                      <a:off x="0" y="0"/>
+                      <a:ext cx="5269230" cy="3799205"/>
+                    </a:xfrm>
+                    <a:prstGeom prst="rect">
+                      <a:avLst/>
+                    </a:prstGeom>
+                  </pic:spPr>
+                </pic:pic>
+              </a:graphicData>
+            </a:graphic>
+          </wp:inline>
+        </w:drawing>
+        <w:drawing>
+          <wp:inline distT="0" distB="0" distL="114300" distR="114300">
+            <wp:extent cx="5267960" cy="3924300"/>
+            <wp:effectExtent l="0" t="0" r="5080" b="7620"/>
+            <wp:docPr id="2" name="图片 2" descr="屏幕截图 2026-06-22 115010"/>
+            <wp:cNvGraphicFramePr>
+              <a:graphicFrameLocks xmlns:a="http://schemas.openxmlformats.org/drawingml/2006/main" noChangeAspect="1"/>
+            </wp:cNvGraphicFramePr>
+            <a:graphic xmlns:a="http://schemas.openxmlformats.org/drawingml/2006/main">
+              <a:graphicData uri="http://schemas.openxmlformats.org/drawingml/2006/picture">
+                <pic:pic xmlns:pic="http://schemas.openxmlformats.org/drawingml/2006/picture">
+                  <pic:nvPicPr>
+                    <pic:cNvPr id="2" name="图片 2" descr="屏幕截图 2026-06-22 115010"/>
+                    <pic:cNvPicPr>
+                      <a:picLocks noChangeAspect="1"/>
+                    </pic:cNvPicPr>
+                  </pic:nvPicPr>
+                  <pic:blipFill>
+                    <a:blip r:embed="rId8"/>
+                    <a:stretch>
+                      <a:fillRect/>
+                    </a:stretch>
+                  </pic:blipFill>
+                  <pic:spPr>
+                    <a:xfrm>
+                      <a:off x="0" y="0"/>
+                      <a:ext cx="5267960" cy="3924300"/>
+                    </a:xfrm>
+                    <a:prstGeom prst="rect">
+                      <a:avLst/>
+                    </a:prstGeom>
+                  </pic:spPr>
+                </pic:pic>
+              </a:graphicData>
+            </a:graphic>
+          </wp:inline>
+        </w:drawing>
+        <w:drawing>
+          <wp:inline distT="0" distB="0" distL="114300" distR="114300">
+            <wp:extent cx="5271135" cy="3322320"/>
+            <wp:effectExtent l="0" t="0" r="1905" b="0"/>
+            <wp:docPr id="1" name="图片 1" descr="屏幕截图 2026-06-22 115017"/>
+            <wp:cNvGraphicFramePr>
+              <a:graphicFrameLocks xmlns:a="http://schemas.openxmlformats.org/drawingml/2006/main" noChangeAspect="1"/>
+            </wp:cNvGraphicFramePr>
+            <a:graphic xmlns:a="http://schemas.openxmlformats.org/drawingml/2006/main">
+              <a:graphicData uri="http://schemas.openxmlformats.org/drawingml/2006/picture">
+                <pic:pic xmlns:pic="http://schemas.openxmlformats.org/drawingml/2006/picture">
+                  <pic:nvPicPr>
+                    <pic:cNvPr id="1" name="图片 1" descr="屏幕截图 2026-06-22 115017"/>
+                    <pic:cNvPicPr>
+                      <a:picLocks noChangeAspect="1"/>
+                    </pic:cNvPicPr>
+                  </pic:nvPicPr>
+                  <pic:blipFill>
+                    <a:blip r:embed="rId9"/>
+                    <a:stretch>
+                      <a:fillRect/>
+                    </a:stretch>
+                  </pic:blipFill>
+                  <pic:spPr>
+                    <a:xfrm>
+                      <a:off x="0" y="0"/>
+                      <a:ext cx="5271135" cy="3322320"/>
+                    </a:xfrm>
+                    <a:prstGeom prst="rect">
+                      <a:avLst/>
+                    </a:prstGeom>
+                  </pic:spPr>
+                </pic:pic>
+              </a:graphicData>
+            </a:graphic>
+          </wp:inline>
+        </w:drawing>
+      </w:r>
+    </w:p>
+    <w:p>
+      <w:pPr>
+        <w:jc w:val="left"/>
+      </w:pPr>
+      <w:r>
+        <w:rPr>
+          <w:sz w:val="20"/>
+        </w:rPr>
+        <w:t xml:space="preserve"> </w:t>
+      </w:r>
+    </w:p>
+    <w:p>
+      <w:pPr>
+        <w:pStyle w:val="Heading1"/>
+      </w:pPr>
+      <w:r>
+        <w:rPr>
+          <w:rFonts w:ascii="Arial" w:eastAsia="Microsoft YaHei" w:hAnsi="Arial"/>
+          <w:b/>
+          <w:bCs/>
+          <w:color w:val="000000"/>
           <w:sz w:val="28"/>
           <w:szCs w:val="28"/>
         </w:rPr>
-        <w:t xml:space="preserve">五、实验结果与分析</w:t>
-      </w:r>
-    </w:p>
-    <w:p>
-      <w:pPr>
-        <w:spacing w:after="80"/>
+        <w:t xml:space="preserve">六、结论与展望</w:t>
+      </w:r>
+    </w:p>
+    <w:p>
+      <w:pPr>
+        <w:spacing w:after="40"/>
       </w:pPr>
       <w:r>
         <w:rPr>
@@ -725,7 +1733,145 @@
           <w:sz w:val="21"/>
           <w:szCs w:val="21"/>
         </w:rPr>
-        <w:t xml:space="preserve">实验采用分层抽样将数据集按8:2比例划分为训练集和测试集，在训练集上应用SMOTE处理后分别训练随机森林和XGBoost模型。评估指标为AUC，同时附带精确率、召回率和F1值作为参考。</w:t>
+        <w:t xml:space="preserve">本实验通过随机森林和XGBoost两种集成学习算法，有效实现了对5G用户的二分类预测。两种模型均获得了良好的预测性能，其中XGBoost表现更优，且训练效率更高。SMOTE过采样有效提升了对少数类（5G用户）的识别能力。</w:t>
+      </w:r>
+    </w:p>
+    <w:p>
+      <w:pPr>
+        <w:pStyle w:val="Heading2"/>
+        <w:spacing w:before="60"/>
+      </w:pPr>
+      <w:r>
+        <w:rPr>
+          <w:rFonts w:ascii="Arial" w:eastAsia="Microsoft YaHei" w:hAnsi="Arial"/>
+          <w:b/>
+          <w:bCs/>
+          <w:color w:val="2b6cb0"/>
+          <w:sz w:val="24"/>
+          <w:szCs w:val="24"/>
+        </w:rPr>
+        <w:t xml:space="preserve">可改进方向</w:t>
+      </w:r>
+    </w:p>
+    <w:p>
+      <w:pPr>
+        <w:pStyle w:val="ListParagraph"/>
+        <w:numPr>
+          <w:ilvl w:val="0"/>
+          <w:numId w:val="3"/>
+        </w:numPr>
+        <w:spacing w:after="30"/>
+      </w:pPr>
+      <w:r>
+        <w:rPr>
+          <w:rFonts w:ascii="Arial" w:eastAsia="Microsoft YaHei" w:hAnsi="Arial"/>
+          <w:b w:val="false"/>
+          <w:bCs w:val="false"/>
+          <w:color w:val="000000"/>
+          <w:sz w:val="20"/>
+          <w:szCs w:val="20"/>
+        </w:rPr>
+        <w:t xml:space="preserve">采样策略优化：尝试不同的SMOTE过采样比例，或结合过采样与欠采样方法</w:t>
+      </w:r>
+    </w:p>
+    <w:p>
+      <w:pPr>
+        <w:pStyle w:val="ListParagraph"/>
+        <w:numPr>
+          <w:ilvl w:val="0"/>
+          <w:numId w:val="3"/>
+        </w:numPr>
+        <w:spacing w:after="30"/>
+      </w:pPr>
+      <w:r>
+        <w:rPr>
+          <w:rFonts w:ascii="Arial" w:eastAsia="Microsoft YaHei" w:hAnsi="Arial"/>
+          <w:b w:val="false"/>
+          <w:bCs w:val="false"/>
+          <w:color w:val="000000"/>
+          <w:sz w:val="20"/>
+          <w:szCs w:val="20"/>
+        </w:rPr>
+        <w:t xml:space="preserve">特征工程增强：创建离散型和数值型特征的交互项，提取更丰富的信息</w:t>
+      </w:r>
+    </w:p>
+    <w:p>
+      <w:pPr>
+        <w:pStyle w:val="ListParagraph"/>
+        <w:numPr>
+          <w:ilvl w:val="0"/>
+          <w:numId w:val="3"/>
+        </w:numPr>
+        <w:spacing w:after="30"/>
+      </w:pPr>
+      <w:r>
+        <w:rPr>
+          <w:rFonts w:ascii="Arial" w:eastAsia="Microsoft YaHei" w:hAnsi="Arial"/>
+          <w:b w:val="false"/>
+          <w:bCs w:val="false"/>
+          <w:color w:val="000000"/>
+          <w:sz w:val="20"/>
+          <w:szCs w:val="20"/>
+        </w:rPr>
+        <w:t xml:space="preserve">更多算法对比：尝试LightGBM、CatBoost等其他升华算法</w:t>
+      </w:r>
+    </w:p>
+    <w:p>
+      <w:pPr>
+        <w:pStyle w:val="ListParagraph"/>
+        <w:numPr>
+          <w:ilvl w:val="0"/>
+          <w:numId w:val="3"/>
+        </w:numPr>
+        <w:spacing w:after="30"/>
+      </w:pPr>
+      <w:r>
+        <w:rPr>
+          <w:rFonts w:ascii="Arial" w:eastAsia="Microsoft YaHei" w:hAnsi="Arial"/>
+          <w:b w:val="false"/>
+          <w:bCs w:val="false"/>
+          <w:color w:val="000000"/>
+          <w:sz w:val="20"/>
+          <w:szCs w:val="20"/>
+        </w:rPr>
+        <w:t xml:space="preserve">模型融合：通过Stacking或Blending组合多个模型的预测结果</w:t>
+      </w:r>
+    </w:p>
+    <w:p>
+      <w:pPr>
+        <w:pStyle w:val="ListParagraph"/>
+        <w:numPr>
+          <w:ilvl w:val="0"/>
+          <w:numId w:val="3"/>
+        </w:numPr>
+        <w:spacing w:after="30"/>
+      </w:pPr>
+      <w:r>
+        <w:rPr>
+          <w:rFonts w:ascii="Arial" w:eastAsia="Microsoft YaHei" w:hAnsi="Arial"/>
+          <w:b w:val="false"/>
+          <w:bCs w:val="false"/>
+          <w:color w:val="000000"/>
+          <w:sz w:val="20"/>
+          <w:szCs w:val="20"/>
+        </w:rPr>
+        <w:t xml:space="preserve">超参数调优：使用GridSearchCV或Optuna等工具进行更精细的超参数搜索</w:t>
+      </w:r>
+    </w:p>
+    <w:p>
+      <w:pPr>
+        <w:pStyle w:val="Heading1"/>
+      </w:pPr>
+      <w:r>
+        <w:rPr>
+          <w:rFonts w:ascii="Arial" w:eastAsia="Microsoft YaHei" w:hAnsi="Arial"/>
+          <w:b/>
+          <w:bCs/>
+          <w:color w:val="000000"/>
+          <w:sz w:val="28"/>
+          <w:szCs w:val="28"/>
+        </w:rPr>
+        <w:t xml:space="preserve">附录：代码文件说明</w:t>
       </w:r>
     </w:p>
     <w:tbl>
@@ -741,11 +1887,8 @@
         </w:tblBorders>
       </w:tblPr>
       <w:tblGrid>
-        <w:gridCol w:w="2400"/>
-        <w:gridCol w:w="1740"/>
-        <w:gridCol w:w="1740"/>
-        <w:gridCol w:w="1740"/>
-        <w:gridCol w:w="1740"/>
+        <w:gridCol w:w="3500"/>
+        <w:gridCol w:w="5500"/>
       </w:tblGrid>
       <w:tr>
         <w:trPr>
@@ -753,7 +1896,7 @@
         </w:trPr>
         <w:tc>
           <w:tcPr>
-            <w:tcW w:type="dxa" w:w="2400"/>
+            <w:tcW w:type="dxa" w:w="3500"/>
             <w:tcBorders>
               <w:top w:val="single" w:color="CBD5E0" w:sz="1"/>
               <w:left w:val="single" w:color="CBD5E0" w:sz="1"/>
@@ -781,13 +1924,13 @@
                 <w:sz w:val="19"/>
                 <w:szCs w:val="19"/>
               </w:rPr>
-              <w:t xml:space="preserve">模型</w:t>
-            </w:r>
-          </w:p>
-        </w:tc>
-        <w:tc>
-          <w:tcPr>
-            <w:tcW w:type="dxa" w:w="1740"/>
+              <w:t xml:space="preserve">文件名称</w:t>
+            </w:r>
+          </w:p>
+        </w:tc>
+        <w:tc>
+          <w:tcPr>
+            <w:tcW w:type="dxa" w:w="5500"/>
             <w:tcBorders>
               <w:top w:val="single" w:color="CBD5E0" w:sz="1"/>
               <w:left w:val="single" w:color="CBD5E0" w:sz="1"/>
@@ -815,109 +1958,7 @@
                 <w:sz w:val="19"/>
                 <w:szCs w:val="19"/>
               </w:rPr>
-              <w:t xml:space="preserve">AUC</w:t>
-            </w:r>
-          </w:p>
-        </w:tc>
-        <w:tc>
-          <w:tcPr>
-            <w:tcW w:type="dxa" w:w="1740"/>
-            <w:tcBorders>
-              <w:top w:val="single" w:color="CBD5E0" w:sz="1"/>
-              <w:left w:val="single" w:color="CBD5E0" w:sz="1"/>
-              <w:bottom w:val="single" w:color="CBD5E0" w:sz="1"/>
-              <w:right w:val="single" w:color="CBD5E0" w:sz="1"/>
-            </w:tcBorders>
-            <w:shd w:fill="2b6cb0" w:val="clear"/>
-            <w:tcMar>
-              <w:top w:type="dxa" w:w="50"/>
-              <w:left w:type="dxa" w:w="80"/>
-              <w:bottom w:type="dxa" w:w="50"/>
-              <w:right w:type="dxa" w:w="80"/>
-            </w:tcMar>
-          </w:tcPr>
-          <w:p>
-            <w:pPr>
-              <w:jc w:val="center"/>
-            </w:pPr>
-            <w:r>
-              <w:rPr>
-                <w:rFonts w:ascii="Arial" w:eastAsia="Microsoft YaHei" w:hAnsi="Arial"/>
-                <w:b/>
-                <w:bCs/>
-                <w:color w:val="ffffff"/>
-                <w:sz w:val="19"/>
-                <w:szCs w:val="19"/>
-              </w:rPr>
-              <w:t xml:space="preserve">精确率</w:t>
-            </w:r>
-          </w:p>
-        </w:tc>
-        <w:tc>
-          <w:tcPr>
-            <w:tcW w:type="dxa" w:w="1740"/>
-            <w:tcBorders>
-              <w:top w:val="single" w:color="CBD5E0" w:sz="1"/>
-              <w:left w:val="single" w:color="CBD5E0" w:sz="1"/>
-              <w:bottom w:val="single" w:color="CBD5E0" w:sz="1"/>
-              <w:right w:val="single" w:color="CBD5E0" w:sz="1"/>
-            </w:tcBorders>
-            <w:shd w:fill="2b6cb0" w:val="clear"/>
-            <w:tcMar>
-              <w:top w:type="dxa" w:w="50"/>
-              <w:left w:type="dxa" w:w="80"/>
-              <w:bottom w:type="dxa" w:w="50"/>
-              <w:right w:type="dxa" w:w="80"/>
-            </w:tcMar>
-          </w:tcPr>
-          <w:p>
-            <w:pPr>
-              <w:jc w:val="center"/>
-            </w:pPr>
-            <w:r>
-              <w:rPr>
-                <w:rFonts w:ascii="Arial" w:eastAsia="Microsoft YaHei" w:hAnsi="Arial"/>
-                <w:b/>
-                <w:bCs/>
-                <w:color w:val="ffffff"/>
-                <w:sz w:val="19"/>
-                <w:szCs w:val="19"/>
-              </w:rPr>
-              <w:t xml:space="preserve">召回率</w:t>
-            </w:r>
-          </w:p>
-        </w:tc>
-        <w:tc>
-          <w:tcPr>
-            <w:tcW w:type="dxa" w:w="1740"/>
-            <w:tcBorders>
-              <w:top w:val="single" w:color="CBD5E0" w:sz="1"/>
-              <w:left w:val="single" w:color="CBD5E0" w:sz="1"/>
-              <w:bottom w:val="single" w:color="CBD5E0" w:sz="1"/>
-              <w:right w:val="single" w:color="CBD5E0" w:sz="1"/>
-            </w:tcBorders>
-            <w:shd w:fill="2b6cb0" w:val="clear"/>
-            <w:tcMar>
-              <w:top w:type="dxa" w:w="50"/>
-              <w:left w:type="dxa" w:w="80"/>
-              <w:bottom w:type="dxa" w:w="50"/>
-              <w:right w:type="dxa" w:w="80"/>
-            </w:tcMar>
-          </w:tcPr>
-          <w:p>
-            <w:pPr>
-              <w:jc w:val="center"/>
-            </w:pPr>
-            <w:r>
-              <w:rPr>
-                <w:rFonts w:ascii="Arial" w:eastAsia="Microsoft YaHei" w:hAnsi="Arial"/>
-                <w:b/>
-                <w:bCs/>
-                <w:color w:val="ffffff"/>
-                <w:sz w:val="19"/>
-                <w:szCs w:val="19"/>
-              </w:rPr>
-              <w:t xml:space="preserve">F1值</w:t>
+              <w:t xml:space="preserve">说明</w:t>
             </w:r>
           </w:p>
         </w:tc>
@@ -928,75 +1969,7 @@
         </w:trPr>
         <w:tc>
           <w:tcPr>
-            <w:tcW w:type="dxa" w:w="2400"/>
-            <w:tcBorders>
-              <w:top w:val="single" w:color="CBD5E0" w:sz="1"/>
-              <w:left w:val="single" w:color="CBD5E0" w:sz="1"/>
-              <w:bottom w:val="single" w:color="CBD5E0" w:sz="1"/>
-              <w:right w:val="single" w:color="CBD5E0" w:sz="1"/>
-            </w:tcBorders>
-            <w:shd w:fill="ebf4ff" w:val="clear"/>
-            <w:tcMar>
-              <w:top w:type="dxa" w:w="40"/>
-              <w:left w:type="dxa" w:w="80"/>
-              <w:bottom w:type="dxa" w:w="40"/>
-              <w:right w:type="dxa" w:w="80"/>
-            </w:tcMar>
-          </w:tcPr>
-          <w:p>
-            <w:pPr>
-              <w:jc w:val="center"/>
-            </w:pPr>
-            <w:r>
-              <w:rPr>
-                <w:rFonts w:ascii="Arial" w:eastAsia="Microsoft YaHei" w:hAnsi="Arial"/>
-                <w:b/>
-                <w:bCs/>
-                <w:color w:val="000000"/>
-                <w:sz w:val="19"/>
-                <w:szCs w:val="19"/>
-              </w:rPr>
-              <w:t xml:space="preserve">随机森林</w:t>
-            </w:r>
-          </w:p>
-        </w:tc>
-        <w:tc>
-          <w:tcPr>
-            <w:tcW w:type="dxa" w:w="1740"/>
-            <w:tcBorders>
-              <w:top w:val="single" w:color="CBD5E0" w:sz="1"/>
-              <w:left w:val="single" w:color="CBD5E0" w:sz="1"/>
-              <w:bottom w:val="single" w:color="CBD5E0" w:sz="1"/>
-              <w:right w:val="single" w:color="CBD5E0" w:sz="1"/>
-            </w:tcBorders>
-            <w:shd w:fill="ebf4ff" w:val="clear"/>
-            <w:tcMar>
-              <w:top w:type="dxa" w:w="40"/>
-              <w:left w:type="dxa" w:w="80"/>
-              <w:bottom w:type="dxa" w:w="40"/>
-              <w:right w:type="dxa" w:w="80"/>
-            </w:tcMar>
-          </w:tcPr>
-          <w:p>
-            <w:pPr>
-              <w:jc w:val="center"/>
-            </w:pPr>
-            <w:r>
-              <w:rPr>
-                <w:rFonts w:ascii="Arial" w:eastAsia="Microsoft YaHei" w:hAnsi="Arial"/>
-                <w:b/>
-                <w:bCs/>
-                <w:color w:val="2b6cb0"/>
-                <w:sz w:val="19"/>
-                <w:szCs w:val="19"/>
-              </w:rPr>
-              <w:t xml:space="preserve">较高</w:t>
-            </w:r>
-          </w:p>
-        </w:tc>
-        <w:tc>
-          <w:tcPr>
-            <w:tcW w:type="dxa" w:w="1740"/>
+            <w:tcW w:type="dxa" w:w="3500"/>
             <w:tcBorders>
               <w:top w:val="single" w:color="CBD5E0" w:sz="1"/>
               <w:left w:val="single" w:color="CBD5E0" w:sz="1"/>
@@ -1024,13 +1997,13 @@
                 <w:sz w:val="19"/>
                 <w:szCs w:val="19"/>
               </w:rPr>
-              <w:t xml:space="preserve">较好</w:t>
-            </w:r>
-          </w:p>
-        </w:tc>
-        <w:tc>
-          <w:tcPr>
-            <w:tcW w:type="dxa" w:w="1740"/>
+              <w:t xml:space="preserve">5G_User_Prediction.ipynb</w:t>
+            </w:r>
+          </w:p>
+        </w:tc>
+        <w:tc>
+          <w:tcPr>
+            <w:tcW w:type="dxa" w:w="5500"/>
             <w:tcBorders>
               <w:top w:val="single" w:color="CBD5E0" w:sz="1"/>
               <w:left w:val="single" w:color="CBD5E0" w:sz="1"/>
@@ -1058,41 +2031,7 @@
                 <w:sz w:val="19"/>
                 <w:szCs w:val="19"/>
               </w:rPr>
-              <w:t xml:space="preserve">中等</w:t>
-            </w:r>
-          </w:p>
-        </w:tc>
-        <w:tc>
-          <w:tcPr>
-            <w:tcW w:type="dxa" w:w="1740"/>
-            <w:tcBorders>
-              <w:top w:val="single" w:color="CBD5E0" w:sz="1"/>
-              <w:left w:val="single" w:color="CBD5E0" w:sz="1"/>
-              <w:bottom w:val="single" w:color="CBD5E0" w:sz="1"/>
-              <w:right w:val="single" w:color="CBD5E0" w:sz="1"/>
-            </w:tcBorders>
-            <w:shd w:fill="ebf4ff" w:val="clear"/>
-            <w:tcMar>
-              <w:top w:type="dxa" w:w="40"/>
-              <w:left w:type="dxa" w:w="80"/>
-              <w:bottom w:type="dxa" w:w="40"/>
-              <w:right w:type="dxa" w:w="80"/>
-            </w:tcMar>
-          </w:tcPr>
-          <w:p>
-            <w:pPr>
-              <w:jc w:val="center"/>
-            </w:pPr>
-            <w:r>
-              <w:rPr>
-                <w:rFonts w:ascii="Arial" w:eastAsia="Microsoft YaHei" w:hAnsi="Arial"/>
-                <w:b w:val="false"/>
-                <w:bCs w:val="false"/>
-                <w:color w:val="000000"/>
-                <w:sz w:val="19"/>
-                <w:szCs w:val="19"/>
-              </w:rPr>
-              <w:t xml:space="preserve">较好</w:t>
+              <w:t xml:space="preserve">Jupyter Notebook，展示完整建模过程和可视化图表</w:t>
             </w:r>
           </w:p>
         </w:tc>
@@ -1103,73 +2042,7 @@
         </w:trPr>
         <w:tc>
           <w:tcPr>
-            <w:tcW w:type="dxa" w:w="2400"/>
-            <w:tcBorders>
-              <w:top w:val="single" w:color="CBD5E0" w:sz="1"/>
-              <w:left w:val="single" w:color="CBD5E0" w:sz="1"/>
-              <w:bottom w:val="single" w:color="CBD5E0" w:sz="1"/>
-              <w:right w:val="single" w:color="CBD5E0" w:sz="1"/>
-            </w:tcBorders>
-            <w:tcMar>
-              <w:top w:type="dxa" w:w="40"/>
-              <w:left w:type="dxa" w:w="80"/>
-              <w:bottom w:type="dxa" w:w="40"/>
-              <w:right w:type="dxa" w:w="80"/>
-            </w:tcMar>
-          </w:tcPr>
-          <w:p>
-            <w:pPr>
-              <w:jc w:val="center"/>
-            </w:pPr>
-            <w:r>
-              <w:rPr>
-                <w:rFonts w:ascii="Arial" w:eastAsia="Microsoft YaHei" w:hAnsi="Arial"/>
-                <w:b/>
-                <w:bCs/>
-                <w:color w:val="000000"/>
-                <w:sz w:val="19"/>
-                <w:szCs w:val="19"/>
-              </w:rPr>
-              <w:t xml:space="preserve">XGBoost</w:t>
-            </w:r>
-          </w:p>
-        </w:tc>
-        <w:tc>
-          <w:tcPr>
-            <w:tcW w:type="dxa" w:w="1740"/>
-            <w:tcBorders>
-              <w:top w:val="single" w:color="CBD5E0" w:sz="1"/>
-              <w:left w:val="single" w:color="CBD5E0" w:sz="1"/>
-              <w:bottom w:val="single" w:color="CBD5E0" w:sz="1"/>
-              <w:right w:val="single" w:color="CBD5E0" w:sz="1"/>
-            </w:tcBorders>
-            <w:tcMar>
-              <w:top w:type="dxa" w:w="40"/>
-              <w:left w:type="dxa" w:w="80"/>
-              <w:bottom w:type="dxa" w:w="40"/>
-              <w:right w:type="dxa" w:w="80"/>
-            </w:tcMar>
-          </w:tcPr>
-          <w:p>
-            <w:pPr>
-              <w:jc w:val="center"/>
-            </w:pPr>
-            <w:r>
-              <w:rPr>
-                <w:rFonts w:ascii="Arial" w:eastAsia="Microsoft YaHei" w:hAnsi="Arial"/>
-                <w:b/>
-                <w:bCs/>
-                <w:color w:val="2b6cb0"/>
-                <w:sz w:val="19"/>
-                <w:szCs w:val="19"/>
-              </w:rPr>
-              <w:t xml:space="preserve">更高</w:t>
-            </w:r>
-          </w:p>
-        </w:tc>
-        <w:tc>
-          <w:tcPr>
-            <w:tcW w:type="dxa" w:w="1740"/>
+            <w:tcW w:type="dxa" w:w="3500"/>
             <w:tcBorders>
               <w:top w:val="single" w:color="CBD5E0" w:sz="1"/>
               <w:left w:val="single" w:color="CBD5E0" w:sz="1"/>
@@ -1196,13 +2069,13 @@
                 <w:sz w:val="19"/>
                 <w:szCs w:val="19"/>
               </w:rPr>
-              <w:t xml:space="preserve">更好</w:t>
-            </w:r>
-          </w:p>
-        </w:tc>
-        <w:tc>
-          <w:tcPr>
-            <w:tcW w:type="dxa" w:w="1740"/>
+              <w:t xml:space="preserve">Random_Forest.py</w:t>
+            </w:r>
+          </w:p>
+        </w:tc>
+        <w:tc>
+          <w:tcPr>
+            <w:tcW w:type="dxa" w:w="5500"/>
             <w:tcBorders>
               <w:top w:val="single" w:color="CBD5E0" w:sz="1"/>
               <w:left w:val="single" w:color="CBD5E0" w:sz="1"/>
@@ -1229,19 +2102,25 @@
                 <w:sz w:val="19"/>
                 <w:szCs w:val="19"/>
               </w:rPr>
-              <w:t xml:space="preserve">较高</w:t>
-            </w:r>
-          </w:p>
-        </w:tc>
-        <w:tc>
-          <w:tcPr>
-            <w:tcW w:type="dxa" w:w="1740"/>
-            <w:tcBorders>
-              <w:top w:val="single" w:color="CBD5E0" w:sz="1"/>
-              <w:left w:val="single" w:color="CBD5E0" w:sz="1"/>
-              <w:bottom w:val="single" w:color="CBD5E0" w:sz="1"/>
-              <w:right w:val="single" w:color="CBD5E0" w:sz="1"/>
-            </w:tcBorders>
+              <w:t xml:space="preserve">主程序文件，包含数据预处理、特征工程、模型训练和评估的完整流程</w:t>
+            </w:r>
+          </w:p>
+        </w:tc>
+      </w:tr>
+      <w:tr>
+        <w:trPr>
+          <w:cantSplit/>
+        </w:trPr>
+        <w:tc>
+          <w:tcPr>
+            <w:tcW w:type="dxa" w:w="3500"/>
+            <w:tcBorders>
+              <w:top w:val="single" w:color="CBD5E0" w:sz="1"/>
+              <w:left w:val="single" w:color="CBD5E0" w:sz="1"/>
+              <w:bottom w:val="single" w:color="CBD5E0" w:sz="1"/>
+              <w:right w:val="single" w:color="CBD5E0" w:sz="1"/>
+            </w:tcBorders>
+            <w:shd w:fill="ebf4ff" w:val="clear"/>
             <w:tcMar>
               <w:top w:type="dxa" w:w="40"/>
               <w:left w:type="dxa" w:w="80"/>
@@ -1262,7 +2141,185 @@
                 <w:sz w:val="19"/>
                 <w:szCs w:val="19"/>
               </w:rPr>
-              <w:t xml:space="preserve">更优</w:t>
+              <w:t xml:space="preserve">train.csv</w:t>
+            </w:r>
+          </w:p>
+        </w:tc>
+        <w:tc>
+          <w:tcPr>
+            <w:tcW w:type="dxa" w:w="5500"/>
+            <w:tcBorders>
+              <w:top w:val="single" w:color="CBD5E0" w:sz="1"/>
+              <w:left w:val="single" w:color="CBD5E0" w:sz="1"/>
+              <w:bottom w:val="single" w:color="CBD5E0" w:sz="1"/>
+              <w:right w:val="single" w:color="CBD5E0" w:sz="1"/>
+            </w:tcBorders>
+            <w:shd w:fill="ebf4ff" w:val="clear"/>
+            <w:tcMar>
+              <w:top w:type="dxa" w:w="40"/>
+              <w:left w:type="dxa" w:w="80"/>
+              <w:bottom w:type="dxa" w:w="40"/>
+              <w:right w:type="dxa" w:w="80"/>
+            </w:tcMar>
+          </w:tcPr>
+          <w:p>
+            <w:pPr>
+              <w:jc w:val="center"/>
+            </w:pPr>
+            <w:r>
+              <w:rPr>
+                <w:rFonts w:ascii="Arial" w:eastAsia="Microsoft YaHei" w:hAnsi="Arial"/>
+                <w:b w:val="false"/>
+                <w:bCs w:val="false"/>
+                <w:color w:val="000000"/>
+                <w:sz w:val="19"/>
+                <w:szCs w:val="19"/>
+              </w:rPr>
+              <w:t xml:space="preserve">训练数据集（因文件过大未上传GitHub）</w:t>
+            </w:r>
+          </w:p>
+        </w:tc>
+      </w:tr>
+      <w:tr>
+        <w:trPr>
+          <w:cantSplit/>
+        </w:trPr>
+        <w:tc>
+          <w:tcPr>
+            <w:tcW w:type="dxa" w:w="3500"/>
+            <w:tcBorders>
+              <w:top w:val="single" w:color="CBD5E0" w:sz="1"/>
+              <w:left w:val="single" w:color="CBD5E0" w:sz="1"/>
+              <w:bottom w:val="single" w:color="CBD5E0" w:sz="1"/>
+              <w:right w:val="single" w:color="CBD5E0" w:sz="1"/>
+            </w:tcBorders>
+            <w:tcMar>
+              <w:top w:type="dxa" w:w="40"/>
+              <w:left w:type="dxa" w:w="80"/>
+              <w:bottom w:type="dxa" w:w="40"/>
+              <w:right w:type="dxa" w:w="80"/>
+            </w:tcMar>
+          </w:tcPr>
+          <w:p>
+            <w:pPr>
+              <w:jc w:val="center"/>
+            </w:pPr>
+            <w:r>
+              <w:rPr>
+                <w:rFonts w:ascii="Arial" w:eastAsia="Microsoft YaHei" w:hAnsi="Arial"/>
+                <w:b w:val="false"/>
+                <w:bCs w:val="false"/>
+                <w:color w:val="000000"/>
+                <w:sz w:val="19"/>
+                <w:szCs w:val="19"/>
+              </w:rPr>
+              <w:t xml:space="preserve">README.md</w:t>
+            </w:r>
+          </w:p>
+        </w:tc>
+        <w:tc>
+          <w:tcPr>
+            <w:tcW w:type="dxa" w:w="5500"/>
+            <w:tcBorders>
+              <w:top w:val="single" w:color="CBD5E0" w:sz="1"/>
+              <w:left w:val="single" w:color="CBD5E0" w:sz="1"/>
+              <w:bottom w:val="single" w:color="CBD5E0" w:sz="1"/>
+              <w:right w:val="single" w:color="CBD5E0" w:sz="1"/>
+            </w:tcBorders>
+            <w:tcMar>
+              <w:top w:type="dxa" w:w="40"/>
+              <w:left w:type="dxa" w:w="80"/>
+              <w:bottom w:type="dxa" w:w="40"/>
+              <w:right w:type="dxa" w:w="80"/>
+            </w:tcMar>
+          </w:tcPr>
+          <w:p>
+            <w:pPr>
+              <w:jc w:val="center"/>
+            </w:pPr>
+            <w:r>
+              <w:rPr>
+                <w:rFonts w:ascii="Arial" w:eastAsia="Microsoft YaHei" w:hAnsi="Arial"/>
+                <w:b w:val="false"/>
+                <w:bCs w:val="false"/>
+                <w:color w:val="000000"/>
+                <w:sz w:val="19"/>
+                <w:szCs w:val="19"/>
+              </w:rPr>
+              <w:t xml:space="preserve">英文项目说明文档（GitHub开源用）</w:t>
+            </w:r>
+          </w:p>
+        </w:tc>
+      </w:tr>
+      <w:tr>
+        <w:trPr>
+          <w:cantSplit/>
+        </w:trPr>
+        <w:tc>
+          <w:tcPr>
+            <w:tcW w:type="dxa" w:w="3500"/>
+            <w:tcBorders>
+              <w:top w:val="single" w:color="CBD5E0" w:sz="1"/>
+              <w:left w:val="single" w:color="CBD5E0" w:sz="1"/>
+              <w:bottom w:val="single" w:color="CBD5E0" w:sz="1"/>
+              <w:right w:val="single" w:color="CBD5E0" w:sz="1"/>
+            </w:tcBorders>
+            <w:shd w:fill="ebf4ff" w:val="clear"/>
+            <w:tcMar>
+              <w:top w:type="dxa" w:w="40"/>
+              <w:left w:type="dxa" w:w="80"/>
+              <w:bottom w:type="dxa" w:w="40"/>
+              <w:right w:type="dxa" w:w="80"/>
+            </w:tcMar>
+          </w:tcPr>
+          <w:p>
+            <w:pPr>
+              <w:jc w:val="center"/>
+            </w:pPr>
+            <w:r>
+              <w:rPr>
+                <w:rFonts w:ascii="Arial" w:eastAsia="Microsoft YaHei" w:hAnsi="Arial"/>
+                <w:b w:val="false"/>
+                <w:bCs w:val="false"/>
+                <w:color w:val="000000"/>
+                <w:sz w:val="19"/>
+                <w:szCs w:val="19"/>
+              </w:rPr>
+              <w:t xml:space="preserve">requirements.txt</w:t>
+            </w:r>
+          </w:p>
+        </w:tc>
+        <w:tc>
+          <w:tcPr>
+            <w:tcW w:type="dxa" w:w="5500"/>
+            <w:tcBorders>
+              <w:top w:val="single" w:color="CBD5E0" w:sz="1"/>
+              <w:left w:val="single" w:color="CBD5E0" w:sz="1"/>
+              <w:bottom w:val="single" w:color="CBD5E0" w:sz="1"/>
+              <w:right w:val="single" w:color="CBD5E0" w:sz="1"/>
+            </w:tcBorders>
+            <w:shd w:fill="ebf4ff" w:val="clear"/>
+            <w:tcMar>
+              <w:top w:type="dxa" w:w="40"/>
+              <w:left w:type="dxa" w:w="80"/>
+              <w:bottom w:type="dxa" w:w="40"/>
+              <w:right w:type="dxa" w:w="80"/>
+            </w:tcMar>
+          </w:tcPr>
+          <w:p>
+            <w:pPr>
+              <w:jc w:val="center"/>
+            </w:pPr>
+            <w:r>
+              <w:rPr>
+                <w:rFonts w:ascii="Arial" w:eastAsia="Microsoft YaHei" w:hAnsi="Arial"/>
+                <w:b w:val="false"/>
+                <w:bCs w:val="false"/>
+                <w:color w:val="000000"/>
+                <w:sz w:val="19"/>
+                <w:szCs w:val="19"/>
+              </w:rPr>
+              <w:t xml:space="preserve">依赖包列表（pandas、scikit-learn、xgboost、imbalanced-learn）</w:t>
             </w:r>
           </w:p>
         </w:tc>
@@ -1270,187 +2327,7 @@
     </w:tbl>
     <w:p>
       <w:pPr>
-        <w:spacing w:after="100"/>
-      </w:pPr>
-    </w:p>
-    <w:p>
-      <w:pPr>
-        <w:spacing w:after="80"/>
-      </w:pPr>
-      <w:r>
-        <w:rPr>
-          <w:rFonts w:ascii="Arial" w:eastAsia="Microsoft YaHei" w:hAnsi="Arial"/>
-          <w:b w:val="false"/>
-          <w:bCs w:val="false"/>
-          <w:color w:val="000000"/>
-          <w:sz w:val="21"/>
-          <w:szCs w:val="21"/>
-        </w:rPr>
-        <w:t xml:space="preserve">从实验结果可以看出：(1) 两种集成学习方法均能有效预测5G用户，AUC值均较高；(2) XGBoost在各指标上略优于随机森林，这得益于其Boosting机制和正则化设计；(3) SMOTE过采样显著提升了对少数类（5G用户）的召回率；(4) 特征重要性分析显示，部分数值型特征（如话费、流量相关字段）对预测贡献最大，说明用户的消费行为是判断其是否为5G用户的重要指标。</w:t>
-      </w:r>
-    </w:p>
-    <w:p>
-      <w:pPr>
-        <w:pStyle w:val="Heading1"/>
-      </w:pPr>
-      <w:r>
-        <w:rPr>
-          <w:rFonts w:ascii="Arial" w:eastAsia="Microsoft YaHei" w:hAnsi="Arial"/>
-          <w:b/>
-          <w:bCs/>
-          <w:color w:val="000000"/>
-          <w:sz w:val="28"/>
-          <w:szCs w:val="28"/>
-        </w:rPr>
-        <w:t xml:space="preserve">六、结论与改进</w:t>
-      </w:r>
-    </w:p>
-    <w:p>
-      <w:pPr>
-        <w:spacing w:after="80"/>
-      </w:pPr>
-      <w:r>
-        <w:rPr>
-          <w:rFonts w:ascii="Arial" w:eastAsia="Microsoft YaHei" w:hAnsi="Arial"/>
-          <w:b w:val="false"/>
-          <w:bCs w:val="false"/>
-          <w:color w:val="000000"/>
-          <w:sz w:val="21"/>
-          <w:szCs w:val="21"/>
-        </w:rPr>
-        <w:t xml:space="preserve">本实验通过随机森林和XGBoost两种集成学习方法，有效实现了对5G用户的二分类预测。经过特征工程、特征选择、数据标准化和不平衡处理，两个模型均获得了良好的预测性能，其中XGBoost表现更优。</w:t>
-      </w:r>
-    </w:p>
-    <w:p>
-      <w:pPr>
-        <w:pStyle w:val="Heading2"/>
-        <w:spacing w:before="100"/>
-      </w:pPr>
-      <w:r>
-        <w:rPr>
-          <w:rFonts w:ascii="Arial" w:eastAsia="Microsoft YaHei" w:hAnsi="Arial"/>
-          <w:b/>
-          <w:bCs/>
-          <w:color w:val="2b6cb0"/>
-          <w:sz w:val="24"/>
-          <w:szCs w:val="24"/>
-        </w:rPr>
-        <w:t xml:space="preserve">可改进方向</w:t>
-      </w:r>
-    </w:p>
-    <w:p>
-      <w:pPr>
-        <w:pStyle w:val="ListParagraph"/>
-        <w:numPr>
-          <w:ilvl w:val="0"/>
-          <w:numId w:val="3"/>
-        </w:numPr>
-        <w:spacing w:after="40"/>
-      </w:pPr>
-      <w:r>
-        <w:rPr>
-          <w:rFonts w:ascii="Arial" w:eastAsia="Microsoft YaHei" w:hAnsi="Arial"/>
-          <w:b w:val="false"/>
-          <w:bCs w:val="false"/>
-          <w:color w:val="000000"/>
-          <w:sz w:val="21"/>
-          <w:szCs w:val="21"/>
-        </w:rPr>
-        <w:t xml:space="preserve">超参数调优：使用网格搜索或贝叶斯优化寻找最优参数组合</w:t>
-      </w:r>
-    </w:p>
-    <w:p>
-      <w:pPr>
-        <w:pStyle w:val="ListParagraph"/>
-        <w:numPr>
-          <w:ilvl w:val="0"/>
-          <w:numId w:val="3"/>
-        </w:numPr>
-        <w:spacing w:after="40"/>
-      </w:pPr>
-      <w:r>
-        <w:rPr>
-          <w:rFonts w:ascii="Arial" w:eastAsia="Microsoft YaHei" w:hAnsi="Arial"/>
-          <w:b w:val="false"/>
-          <w:bCs w:val="false"/>
-          <w:color w:val="000000"/>
-          <w:sz w:val="21"/>
-          <w:szCs w:val="21"/>
-        </w:rPr>
-        <w:t xml:space="preserve">高级特征工程：创建离散型和数值型特征的交互项</w:t>
-      </w:r>
-    </w:p>
-    <w:p>
-      <w:pPr>
-        <w:pStyle w:val="ListParagraph"/>
-        <w:numPr>
-          <w:ilvl w:val="0"/>
-          <w:numId w:val="3"/>
-        </w:numPr>
-        <w:spacing w:after="40"/>
-      </w:pPr>
-      <w:r>
-        <w:rPr>
-          <w:rFonts w:ascii="Arial" w:eastAsia="Microsoft YaHei" w:hAnsi="Arial"/>
-          <w:b w:val="false"/>
-          <w:bCs w:val="false"/>
-          <w:color w:val="000000"/>
-          <w:sz w:val="21"/>
-          <w:szCs w:val="21"/>
-        </w:rPr>
-        <w:t xml:space="preserve">更多算法对比：尝试LightGBM、CatBoost或神经网络</w:t>
-      </w:r>
-    </w:p>
-    <w:p>
-      <w:pPr>
-        <w:pStyle w:val="ListParagraph"/>
-        <w:numPr>
-          <w:ilvl w:val="0"/>
-          <w:numId w:val="3"/>
-        </w:numPr>
-        <w:spacing w:after="40"/>
-      </w:pPr>
-      <w:r>
-        <w:rPr>
-          <w:rFonts w:ascii="Arial" w:eastAsia="Microsoft YaHei" w:hAnsi="Arial"/>
-          <w:b w:val="false"/>
-          <w:bCs w:val="false"/>
-          <w:color w:val="000000"/>
-          <w:sz w:val="21"/>
-          <w:szCs w:val="21"/>
-        </w:rPr>
-        <w:t xml:space="preserve">集成堆叠：组合多个模型进行堆叠学习</w:t>
-      </w:r>
-    </w:p>
-    <w:p>
-      <w:pPr>
-        <w:pStyle w:val="ListParagraph"/>
-        <w:numPr>
-          <w:ilvl w:val="0"/>
-          <w:numId w:val="3"/>
-        </w:numPr>
-        <w:spacing w:after="40"/>
-      </w:pPr>
-      <w:r>
-        <w:rPr>
-          <w:rFonts w:ascii="Arial" w:eastAsia="Microsoft YaHei" w:hAnsi="Arial"/>
-          <w:b w:val="false"/>
-          <w:bCs w:val="false"/>
-          <w:color w:val="000000"/>
-          <w:sz w:val="21"/>
-          <w:szCs w:val="21"/>
-        </w:rPr>
-        <w:t xml:space="preserve">阈值调优：根据业务需求优化分类阈值，平衡精确率与召回率</w:t>
-      </w:r>
-    </w:p>
-    <w:p>
-      <w:pPr>
-        <w:spacing w:before="200"/>
-      </w:pPr>
-    </w:p>
-    <w:p>
-      <w:pPr>
-        <w:spacing w:after="40"/>
+        <w:spacing w:after="40" w:before="120"/>
       </w:pPr>
       <w:r>
         <w:rPr>
@@ -1472,11 +2349,27 @@
           <w:sz w:val="20"/>
           <w:szCs w:val="20"/>
         </w:rPr>
-        <w:t xml:space="preserve">https://github.com/[your-repo]/5g-user-prediction</w:t>
+        <w:t xml:space="preserve">https://github.com/Dugu-zengzhang/5g-user-prediction</w:t>
+      </w:r>
+    </w:p>
+    <w:p>
+      <w:pPr>
+        <w:spacing w:after="40"/>
+      </w:pPr>
+      <w:r>
+        <w:rPr>
+          <w:rFonts w:ascii="Arial" w:eastAsia="Microsoft YaHei" w:hAnsi="Arial"/>
+          <w:b w:val="false"/>
+          <w:bCs w:val="false"/>
+          <w:color w:val="4a5568"/>
+          <w:sz w:val="20"/>
+          <w:szCs w:val="20"/>
+        </w:rPr>
+        <w:t xml:space="preserve">实验完成时间：2026年6月</w:t>
       </w:r>
     </w:p>
     <w:sectPr>
-      <w:headerReference w:type="default" r:id="rId7"/>
+      <w:headerReference w:type="default" r:id="rId10"/>
       <w:footerReference w:type="default" r:id="rId8"/>
       <w:pgSz w:w="11906" w:h="16838" w:orient="portrait"/>
       <w:pgMar w:top="1440" w:right="1440" w:bottom="1200" w:left="1440" w:header="708" w:footer="708" w:gutter="0"/>
@@ -1626,7 +2519,88 @@
         <w:sz w:val="18"/>
         <w:szCs w:val="18"/>
       </w:rPr>
-      <w:t xml:space="preserve">5G用户预测 — 实验分析报告</w:t>
+      <w:t xml:space="preserve">5G用户预测 — 实验报告</w:t>
+    </w:r>
+  </w:p>
+</w:hdr>
+</file>
+
+<file path=word/header_watermark.xml><?xml version="1.0" encoding="utf-8"?>
+<w:hdr xmlns:w="http://schemas.openxmlformats.org/wordprocessingml/2006/main" xmlns:r="http://schemas.openxmlformats.org/officeDocument/2006/relationships" xmlns:wp="http://schemas.openxmlformats.org/drawingml/2006/wordprocessingDrawing" xmlns:a="http://schemas.openxmlformats.org/drawingml/2006/main" xmlns:wps="http://schemas.microsoft.com/office/word/2010/wordprocessingShape" xmlns:mc="http://schemas.openxmlformats.org/markup-compatibility/2006" xmlns:wp14="http://schemas.microsoft.com/office/word/2010/wordprocessingDrawing" xmlns:w14="http://schemas.microsoft.com/office/word/2010/wordml" mc:Ignorable="w14 wp14">
+  <w:p>
+    <w:pPr>
+      <w:pStyle w:val="Header"/>
+    </w:pPr>
+    <w:r>
+      <w:rPr>
+        <w:noProof/>
+      </w:rPr>
+      <mc:AlternateContent>
+        <mc:Choice Requires="wps">
+          <w:drawing>
+            <wp:anchor distT="0" distB="0" distL="0" distR="0" simplePos="0" relativeHeight="251658240" behindDoc="1" locked="0" layoutInCell="0" allowOverlap="1">
+              <wp:simplePos x="0" y="0"/>
+              <wp:positionH relativeFrom="page">
+                <wp:align>right</wp:align>
+              </wp:positionH>
+              <wp:positionV relativeFrom="page">
+                <wp:align>bottom</wp:align>
+              </wp:positionV>
+              <wp:extent cx="2200000" cy="350000"/>
+              <wp:effectExtent l="0" t="0" r="0" b="0"/>
+              <wp:wrapNone/>
+              <wp:docPr id="1" name="Watermark"/>
+              <a:graphic>
+                <a:graphicData uri="http://schemas.microsoft.com/office/word/2010/wordprocessingShape">
+                  <wps:wsp>
+                    <wps:cNvSpPr txBox="1"/>
+                    <wps:spPr>
+                      <a:xfrm rot="0">
+                        <a:off x="0" y="0"/>
+                        <a:ext cx="2200000" cy="350000"/>
+                      </a:xfrm>
+                      <a:prstGeom prst="rect">
+                        <a:avLst/>
+                      </a:prstGeom>
+                      <a:noFill/>
+                      <a:ln>
+                        <a:noFill/>
+                      </a:ln>
+                    </wps:spPr>
+                    <wps:txbx>
+                      <w:txbxContent>
+                        <w:p>
+                          <w:pPr>
+                            <w:jc w:val="right"/>
+                          </w:pPr>
+                          <w:r>
+                            <w:rPr>
+                              <w:sz w:val="32"/>
+                              <w:szCs w:val="32"/>
+                              <w:rFonts w:eastAsia="SimSun" w:ascii="Arial" w:hAnsi="Arial"/>
+                              <w:color w:val="808080"/>
+                              <w14:textFill>
+                                <w14:solidFill>
+                                  <w14:srgbClr w14:val="808080">
+                                    <w14:alpha w14:val="19999"/>
+                                  </w14:srgbClr>
+                                </w14:solidFill>
+                              </w14:textFill>
+                            </w:rPr>
+                            <w:t>Generated by TRAE AI</w:t>
+                          </w:r>
+                        </w:p>
+                      </w:txbxContent>
+                    </wps:txbx>
+                    <wps:bodyPr wrap="square" anchor="b" anchorCtr="0" lIns="0" tIns="0" rIns="91440" bIns="45720"/>
+                  </wps:wsp>
+                </a:graphicData>
+              </a:graphic>
+            </wp:anchor>
+          </w:drawing>
+        </mc:Choice>
+        <mc:Fallback/>
+      </mc:AlternateContent>
     </w:r>
   </w:p>
 </w:hdr>
@@ -1977,7 +2951,7 @@
     <w:pPr>
       <w:keepNext w:val="false"/>
       <w:keepLines w:val="false"/>
-      <w:spacing w:after="80" w:before="120"/>
+      <w:spacing w:after="60" w:before="80"/>
       <w:outlineLvl w:val="1"/>
     </w:pPr>
     <w:rPr>
